--- a/docs/НИР Утенков А.П. ИУ5-61Б.docx
+++ b/docs/НИР Утенков А.П. ИУ5-61Б.docx
@@ -2075,13 +2075,31 @@
               <w:rPr>
                 <w:i/>
               </w:rPr>
-              <w:t>прогнозирования ожирения</w:t>
+              <w:t xml:space="preserve">прогнозирования </w:t>
             </w:r>
             <w:r>
               <w:rPr>
                 <w:i/>
               </w:rPr>
-              <w:t xml:space="preserve"> на основе предоставленного датасета. Результаты</w:t>
+              <w:t>рейтинга раме</w:t>
+            </w:r>
+            <w:r>
+              <w:rPr>
+                <w:i/>
+              </w:rPr>
+              <w:t xml:space="preserve">на </w:t>
+            </w:r>
+            <w:r>
+              <w:rPr>
+                <w:i/>
+              </w:rPr>
+              <w:t xml:space="preserve">на </w:t>
+            </w:r>
+            <w:r>
+              <w:rPr>
+                <w:i/>
+              </w:rPr>
+              <w:t xml:space="preserve">основе предоставленного датасета. </w:t>
             </w:r>
           </w:p>
         </w:tc>
@@ -2106,7 +2124,19 @@
               <w:rPr>
                 <w:i/>
               </w:rPr>
-              <w:t>визуализировать с помощью библиотек Python для наглядного представления выявленных</w:t>
+              <w:t>Результаты</w:t>
+            </w:r>
+            <w:r>
+              <w:rPr>
+                <w:i/>
+              </w:rPr>
+              <w:t xml:space="preserve"> </w:t>
+            </w:r>
+            <w:r>
+              <w:rPr>
+                <w:i/>
+              </w:rPr>
+              <w:t xml:space="preserve">визуализировать с помощью библиотек Python для наглядного представления </w:t>
             </w:r>
           </w:p>
         </w:tc>
@@ -2127,6 +2157,18 @@
                 <w:i/>
               </w:rPr>
             </w:pPr>
+            <w:r>
+              <w:rPr>
+                <w:i/>
+              </w:rPr>
+              <w:t>выявленных</w:t>
+            </w:r>
+            <w:r>
+              <w:rPr>
+                <w:i/>
+              </w:rPr>
+              <w:t xml:space="preserve"> </w:t>
+            </w:r>
             <w:r>
               <w:rPr>
                 <w:i/>
@@ -4153,6 +4195,7 @@
       </w:pPr>
       <w:r>
         <w:rPr>
+          <w:noProof/>
           <w:color w:val="333333"/>
           <w:sz w:val="24"/>
           <w:szCs w:val="24"/>
@@ -4228,6 +4271,7 @@
       </w:pPr>
       <w:r>
         <w:rPr>
+          <w:noProof/>
           <w:color w:val="333333"/>
           <w:sz w:val="24"/>
           <w:szCs w:val="24"/>
@@ -4441,6 +4485,7 @@
       </w:pPr>
       <w:r>
         <w:rPr>
+          <w:noProof/>
           <w:color w:val="333333"/>
           <w:sz w:val="24"/>
           <w:szCs w:val="24"/>
@@ -4587,6 +4632,7 @@
       </w:pPr>
       <w:r>
         <w:rPr>
+          <w:noProof/>
           <w:color w:val="333333"/>
           <w:sz w:val="24"/>
           <w:szCs w:val="24"/>
@@ -4629,6 +4675,7 @@
       </w:r>
       <w:r>
         <w:rPr>
+          <w:noProof/>
           <w:color w:val="333333"/>
           <w:sz w:val="24"/>
           <w:szCs w:val="24"/>
@@ -4683,6 +4730,7 @@
       </w:pPr>
       <w:r>
         <w:rPr>
+          <w:noProof/>
           <w:color w:val="333333"/>
           <w:sz w:val="24"/>
           <w:szCs w:val="24"/>
@@ -4725,6 +4773,7 @@
       </w:r>
       <w:r>
         <w:rPr>
+          <w:noProof/>
           <w:color w:val="333333"/>
           <w:sz w:val="24"/>
           <w:szCs w:val="24"/>
@@ -4836,24 +4885,56 @@
           <w:color w:val="333333"/>
           <w:sz w:val="24"/>
           <w:szCs w:val="24"/>
+        </w:rPr>
+      </w:pPr>
+      <w:r>
+        <w:rPr>
+          <w:color w:val="333333"/>
+          <w:sz w:val="24"/>
+          <w:szCs w:val="24"/>
+        </w:rPr>
+        <w:t>Признак</w:t>
+      </w:r>
+      <w:r>
+        <w:rPr>
+          <w:color w:val="333333"/>
+          <w:sz w:val="24"/>
+          <w:szCs w:val="24"/>
+        </w:rPr>
+        <w:t>и</w:t>
+      </w:r>
+      <w:r>
+        <w:rPr>
+          <w:color w:val="333333"/>
+          <w:sz w:val="24"/>
+          <w:szCs w:val="24"/>
+        </w:rPr>
+        <w:t xml:space="preserve"> (</w:t>
+      </w:r>
+      <w:r>
+        <w:rPr>
+          <w:color w:val="333333"/>
+          <w:sz w:val="24"/>
+          <w:szCs w:val="24"/>
+        </w:rPr>
+        <w:t>'</w:t>
+      </w:r>
+      <w:r>
+        <w:rPr>
+          <w:color w:val="333333"/>
+          <w:sz w:val="24"/>
+          <w:szCs w:val="24"/>
           <w:lang w:val="en-US"/>
         </w:rPr>
-      </w:pPr>
-      <w:r>
-        <w:rPr>
-          <w:color w:val="333333"/>
-          <w:sz w:val="24"/>
-          <w:szCs w:val="24"/>
-        </w:rPr>
-        <w:t>Признак</w:t>
-      </w:r>
-      <w:r>
-        <w:rPr>
-          <w:color w:val="333333"/>
-          <w:sz w:val="24"/>
-          <w:szCs w:val="24"/>
-        </w:rPr>
-        <w:t>и</w:t>
+        <w:t>Brand</w:t>
+      </w:r>
+      <w:r>
+        <w:rPr>
+          <w:color w:val="333333"/>
+          <w:sz w:val="24"/>
+          <w:szCs w:val="24"/>
+        </w:rPr>
+        <w:t>', '</w:t>
       </w:r>
       <w:r>
         <w:rPr>
@@ -4862,7 +4943,15 @@
           <w:szCs w:val="24"/>
           <w:lang w:val="en-US"/>
         </w:rPr>
-        <w:t xml:space="preserve"> (</w:t>
+        <w:t>Variety</w:t>
+      </w:r>
+      <w:r>
+        <w:rPr>
+          <w:color w:val="333333"/>
+          <w:sz w:val="24"/>
+          <w:szCs w:val="24"/>
+        </w:rPr>
+        <w:t>', '</w:t>
       </w:r>
       <w:r>
         <w:rPr>
@@ -4871,9 +4960,16 @@
           <w:szCs w:val="24"/>
           <w:lang w:val="en-US"/>
         </w:rPr>
-        <w:t>'Brand', 'Variety', 'Style', 'Country', 'Stars', '</w:t>
-      </w:r>
-      <w:proofErr w:type="spellStart"/>
+        <w:t>Style</w:t>
+      </w:r>
+      <w:r>
+        <w:rPr>
+          <w:color w:val="333333"/>
+          <w:sz w:val="24"/>
+          <w:szCs w:val="24"/>
+        </w:rPr>
+        <w:t>', '</w:t>
+      </w:r>
       <w:r>
         <w:rPr>
           <w:color w:val="333333"/>
@@ -4881,9 +4977,16 @@
           <w:szCs w:val="24"/>
           <w:lang w:val="en-US"/>
         </w:rPr>
-        <w:t>Brand_Popularity</w:t>
-      </w:r>
-      <w:proofErr w:type="spellEnd"/>
+        <w:t>Country</w:t>
+      </w:r>
+      <w:r>
+        <w:rPr>
+          <w:color w:val="333333"/>
+          <w:sz w:val="24"/>
+          <w:szCs w:val="24"/>
+        </w:rPr>
+        <w:t>', '</w:t>
+      </w:r>
       <w:r>
         <w:rPr>
           <w:color w:val="333333"/>
@@ -4891,9 +4994,16 @@
           <w:szCs w:val="24"/>
           <w:lang w:val="en-US"/>
         </w:rPr>
+        <w:t>Stars</w:t>
+      </w:r>
+      <w:r>
+        <w:rPr>
+          <w:color w:val="333333"/>
+          <w:sz w:val="24"/>
+          <w:szCs w:val="24"/>
+        </w:rPr>
         <w:t>', '</w:t>
       </w:r>
-      <w:proofErr w:type="spellStart"/>
       <w:r>
         <w:rPr>
           <w:color w:val="333333"/>
@@ -4901,9 +5011,16 @@
           <w:szCs w:val="24"/>
           <w:lang w:val="en-US"/>
         </w:rPr>
-        <w:t>Brand_Mean_Rating</w:t>
-      </w:r>
-      <w:proofErr w:type="spellEnd"/>
+        <w:t>Brand</w:t>
+      </w:r>
+      <w:r>
+        <w:rPr>
+          <w:color w:val="333333"/>
+          <w:sz w:val="24"/>
+          <w:szCs w:val="24"/>
+        </w:rPr>
+        <w:t>_</w:t>
+      </w:r>
       <w:r>
         <w:rPr>
           <w:color w:val="333333"/>
@@ -4911,9 +5028,16 @@
           <w:szCs w:val="24"/>
           <w:lang w:val="en-US"/>
         </w:rPr>
+        <w:t>Popularity</w:t>
+      </w:r>
+      <w:r>
+        <w:rPr>
+          <w:color w:val="333333"/>
+          <w:sz w:val="24"/>
+          <w:szCs w:val="24"/>
+        </w:rPr>
         <w:t>', '</w:t>
       </w:r>
-      <w:proofErr w:type="spellStart"/>
       <w:r>
         <w:rPr>
           <w:color w:val="333333"/>
@@ -4921,9 +5045,16 @@
           <w:szCs w:val="24"/>
           <w:lang w:val="en-US"/>
         </w:rPr>
-        <w:t>Country_Mean_Rating</w:t>
-      </w:r>
-      <w:proofErr w:type="spellEnd"/>
+        <w:t>Brand</w:t>
+      </w:r>
+      <w:r>
+        <w:rPr>
+          <w:color w:val="333333"/>
+          <w:sz w:val="24"/>
+          <w:szCs w:val="24"/>
+        </w:rPr>
+        <w:t>_</w:t>
+      </w:r>
       <w:r>
         <w:rPr>
           <w:color w:val="333333"/>
@@ -4931,9 +5062,33 @@
           <w:szCs w:val="24"/>
           <w:lang w:val="en-US"/>
         </w:rPr>
+        <w:t>Mean</w:t>
+      </w:r>
+      <w:r>
+        <w:rPr>
+          <w:color w:val="333333"/>
+          <w:sz w:val="24"/>
+          <w:szCs w:val="24"/>
+        </w:rPr>
+        <w:t>_</w:t>
+      </w:r>
+      <w:r>
+        <w:rPr>
+          <w:color w:val="333333"/>
+          <w:sz w:val="24"/>
+          <w:szCs w:val="24"/>
+          <w:lang w:val="en-US"/>
+        </w:rPr>
+        <w:t>Rating</w:t>
+      </w:r>
+      <w:r>
+        <w:rPr>
+          <w:color w:val="333333"/>
+          <w:sz w:val="24"/>
+          <w:szCs w:val="24"/>
+        </w:rPr>
         <w:t>', '</w:t>
       </w:r>
-      <w:proofErr w:type="spellStart"/>
       <w:r>
         <w:rPr>
           <w:color w:val="333333"/>
@@ -4941,9 +5096,16 @@
           <w:szCs w:val="24"/>
           <w:lang w:val="en-US"/>
         </w:rPr>
-        <w:t>Is_Cup</w:t>
-      </w:r>
-      <w:proofErr w:type="spellEnd"/>
+        <w:t>Country</w:t>
+      </w:r>
+      <w:r>
+        <w:rPr>
+          <w:color w:val="333333"/>
+          <w:sz w:val="24"/>
+          <w:szCs w:val="24"/>
+        </w:rPr>
+        <w:t>_</w:t>
+      </w:r>
       <w:r>
         <w:rPr>
           <w:color w:val="333333"/>
@@ -4951,7 +5113,15 @@
           <w:szCs w:val="24"/>
           <w:lang w:val="en-US"/>
         </w:rPr>
-        <w:t>', 'dataset'</w:t>
+        <w:t>Mean</w:t>
+      </w:r>
+      <w:r>
+        <w:rPr>
+          <w:color w:val="333333"/>
+          <w:sz w:val="24"/>
+          <w:szCs w:val="24"/>
+        </w:rPr>
+        <w:t>_</w:t>
       </w:r>
       <w:r>
         <w:rPr>
@@ -4960,6 +5130,73 @@
           <w:szCs w:val="24"/>
           <w:lang w:val="en-US"/>
         </w:rPr>
+        <w:t>Rating</w:t>
+      </w:r>
+      <w:r>
+        <w:rPr>
+          <w:color w:val="333333"/>
+          <w:sz w:val="24"/>
+          <w:szCs w:val="24"/>
+        </w:rPr>
+        <w:t>', '</w:t>
+      </w:r>
+      <w:r>
+        <w:rPr>
+          <w:color w:val="333333"/>
+          <w:sz w:val="24"/>
+          <w:szCs w:val="24"/>
+          <w:lang w:val="en-US"/>
+        </w:rPr>
+        <w:t>Is</w:t>
+      </w:r>
+      <w:r>
+        <w:rPr>
+          <w:color w:val="333333"/>
+          <w:sz w:val="24"/>
+          <w:szCs w:val="24"/>
+        </w:rPr>
+        <w:t>_</w:t>
+      </w:r>
+      <w:r>
+        <w:rPr>
+          <w:color w:val="333333"/>
+          <w:sz w:val="24"/>
+          <w:szCs w:val="24"/>
+          <w:lang w:val="en-US"/>
+        </w:rPr>
+        <w:t>Cup</w:t>
+      </w:r>
+      <w:r>
+        <w:rPr>
+          <w:color w:val="333333"/>
+          <w:sz w:val="24"/>
+          <w:szCs w:val="24"/>
+        </w:rPr>
+        <w:t>', '</w:t>
+      </w:r>
+      <w:r>
+        <w:rPr>
+          <w:color w:val="333333"/>
+          <w:sz w:val="24"/>
+          <w:szCs w:val="24"/>
+          <w:lang w:val="en-US"/>
+        </w:rPr>
+        <w:t>dataset</w:t>
+      </w:r>
+      <w:r>
+        <w:rPr>
+          <w:color w:val="333333"/>
+          <w:sz w:val="24"/>
+          <w:szCs w:val="24"/>
+        </w:rPr>
+        <w:t>'</w:t>
+      </w:r>
+      <w:r>
+        <w:rPr>
+          <w:color w:val="333333"/>
+          <w:sz w:val="24"/>
+          <w:szCs w:val="24"/>
+        </w:rPr>
         <w:t xml:space="preserve">) </w:t>
       </w:r>
       <w:r>
@@ -4975,7 +5212,6 @@
           <w:color w:val="333333"/>
           <w:sz w:val="24"/>
           <w:szCs w:val="24"/>
-          <w:lang w:val="en-US"/>
         </w:rPr>
         <w:t xml:space="preserve"> </w:t>
       </w:r>
@@ -4992,7 +5228,6 @@
           <w:color w:val="333333"/>
           <w:sz w:val="24"/>
           <w:szCs w:val="24"/>
-          <w:lang w:val="en-US"/>
         </w:rPr>
         <w:t xml:space="preserve"> </w:t>
       </w:r>
@@ -5009,7 +5244,6 @@
           <w:color w:val="333333"/>
           <w:sz w:val="24"/>
           <w:szCs w:val="24"/>
-          <w:lang w:val="en-US"/>
         </w:rPr>
         <w:t xml:space="preserve"> </w:t>
       </w:r>
@@ -5026,7 +5260,6 @@
           <w:color w:val="333333"/>
           <w:sz w:val="24"/>
           <w:szCs w:val="24"/>
-          <w:lang w:val="en-US"/>
         </w:rPr>
         <w:t xml:space="preserve"> </w:t>
       </w:r>
@@ -5043,7 +5276,6 @@
           <w:color w:val="333333"/>
           <w:sz w:val="24"/>
           <w:szCs w:val="24"/>
-          <w:lang w:val="en-US"/>
         </w:rPr>
         <w:t xml:space="preserve">. </w:t>
       </w:r>
@@ -5424,6 +5656,7 @@
       </w:pPr>
       <w:r>
         <w:rPr>
+          <w:noProof/>
           <w:color w:val="333333"/>
           <w:sz w:val="24"/>
           <w:szCs w:val="24"/>
@@ -5878,6 +6111,7 @@
       </w:pPr>
       <w:r>
         <w:rPr>
+          <w:noProof/>
           <w:color w:val="333333"/>
           <w:sz w:val="24"/>
           <w:szCs w:val="24"/>
@@ -7564,6 +7798,9 @@
         <w:jc w:val="both"/>
       </w:pPr>
       <w:r>
+        <w:rPr>
+          <w:noProof/>
+        </w:rPr>
         <w:drawing>
           <wp:inline distT="0" distB="0" distL="0" distR="0" wp14:anchorId="163E8C74" wp14:editId="11D592C9">
             <wp:extent cx="3124762" cy="3253693"/>
@@ -7636,6 +7873,7 @@
       </w:pPr>
       <w:r>
         <w:rPr>
+          <w:noProof/>
           <w:sz w:val="24"/>
           <w:szCs w:val="24"/>
         </w:rPr>
@@ -7677,6 +7915,7 @@
       </w:r>
       <w:r>
         <w:rPr>
+          <w:noProof/>
           <w:sz w:val="24"/>
           <w:szCs w:val="24"/>
         </w:rPr>
@@ -7726,6 +7965,7 @@
       </w:pPr>
       <w:r>
         <w:rPr>
+          <w:noProof/>
           <w:sz w:val="24"/>
           <w:szCs w:val="24"/>
         </w:rPr>
@@ -7767,6 +8007,7 @@
       </w:r>
       <w:r>
         <w:rPr>
+          <w:noProof/>
           <w:sz w:val="24"/>
           <w:szCs w:val="24"/>
         </w:rPr>
@@ -7816,6 +8057,7 @@
       </w:pPr>
       <w:r>
         <w:rPr>
+          <w:noProof/>
           <w:sz w:val="24"/>
           <w:szCs w:val="24"/>
         </w:rPr>
@@ -7857,6 +8099,7 @@
       </w:r>
       <w:r>
         <w:rPr>
+          <w:noProof/>
           <w:sz w:val="24"/>
           <w:szCs w:val="24"/>
         </w:rPr>
@@ -8606,6 +8849,7 @@
       </w:pPr>
       <w:r>
         <w:rPr>
+          <w:noProof/>
           <w:color w:val="333333"/>
           <w:sz w:val="24"/>
           <w:szCs w:val="24"/>
@@ -8661,6 +8905,7 @@
       </w:pPr>
       <w:r>
         <w:rPr>
+          <w:noProof/>
           <w:color w:val="333333"/>
           <w:sz w:val="24"/>
           <w:szCs w:val="24"/>
@@ -8716,6 +8961,7 @@
       </w:pPr>
       <w:r>
         <w:rPr>
+          <w:noProof/>
           <w:color w:val="333333"/>
           <w:sz w:val="24"/>
           <w:szCs w:val="24"/>
@@ -8842,6 +9088,7 @@
       </w:pPr>
       <w:r>
         <w:rPr>
+          <w:noProof/>
           <w:sz w:val="24"/>
           <w:szCs w:val="24"/>
           <w:lang w:val="en-US"/>
@@ -8884,6 +9131,7 @@
       </w:r>
       <w:r>
         <w:rPr>
+          <w:noProof/>
           <w:sz w:val="24"/>
           <w:szCs w:val="24"/>
           <w:lang w:val="en-US"/>
@@ -8934,6 +9182,7 @@
       </w:pPr>
       <w:r>
         <w:rPr>
+          <w:noProof/>
           <w:sz w:val="24"/>
           <w:szCs w:val="24"/>
         </w:rPr>
@@ -8975,6 +9224,7 @@
       </w:r>
       <w:r>
         <w:rPr>
+          <w:noProof/>
           <w:sz w:val="24"/>
           <w:szCs w:val="24"/>
         </w:rPr>
@@ -9024,6 +9274,7 @@
       </w:pPr>
       <w:r>
         <w:rPr>
+          <w:noProof/>
           <w:sz w:val="24"/>
           <w:szCs w:val="24"/>
         </w:rPr>
@@ -9299,6 +9550,7 @@
       </w:pPr>
       <w:r>
         <w:rPr>
+          <w:noProof/>
           <w:color w:val="333333"/>
           <w:sz w:val="24"/>
           <w:szCs w:val="24"/>
@@ -9353,6 +9605,7 @@
       </w:pPr>
       <w:r>
         <w:rPr>
+          <w:noProof/>
           <w:color w:val="333333"/>
           <w:sz w:val="24"/>
           <w:szCs w:val="24"/>
@@ -9407,6 +9660,7 @@
       </w:pPr>
       <w:r>
         <w:rPr>
+          <w:noProof/>
           <w:color w:val="333333"/>
           <w:sz w:val="24"/>
           <w:szCs w:val="24"/>
@@ -9474,13 +9728,7 @@
       </w:pPr>
       <w:r>
         <w:lastRenderedPageBreak/>
-        <w:t>11.</w:t>
-      </w:r>
-      <w:r>
-        <w:t>3</w:t>
-      </w:r>
-      <w:r>
-        <w:t>. Важность признаков</w:t>
+        <w:t>11.3. Важность признаков</w:t>
       </w:r>
     </w:p>
     <w:p>
@@ -9498,6 +9746,7 @@
       </w:pPr>
       <w:r>
         <w:rPr>
+          <w:noProof/>
           <w:lang w:val="en-US"/>
         </w:rPr>
         <w:drawing>
@@ -9545,6 +9794,7 @@
       </w:pPr>
       <w:r>
         <w:rPr>
+          <w:noProof/>
           <w:lang w:val="en-US"/>
         </w:rPr>
         <w:drawing>
@@ -10239,152 +10489,9 @@
         <w:r>
           <w:rPr>
             <w:rStyle w:val="ad"/>
-            <w:b/>
-            <w:sz w:val="24"/>
-            <w:szCs w:val="24"/>
-            <w:lang w:val="en-US"/>
           </w:rPr>
-          <w:t>https</w:t>
+          <w:t>https://github.com/Bizerman/TMO/tree/nirs</w:t>
         </w:r>
-        <w:r>
-          <w:rPr>
-            <w:rStyle w:val="ad"/>
-            <w:b/>
-            <w:sz w:val="24"/>
-            <w:szCs w:val="24"/>
-          </w:rPr>
-          <w:t>://</w:t>
-        </w:r>
-        <w:proofErr w:type="spellStart"/>
-        <w:r>
-          <w:rPr>
-            <w:rStyle w:val="ad"/>
-            <w:b/>
-            <w:sz w:val="24"/>
-            <w:szCs w:val="24"/>
-            <w:lang w:val="en-US"/>
-          </w:rPr>
-          <w:t>github</w:t>
-        </w:r>
-        <w:proofErr w:type="spellEnd"/>
-        <w:r>
-          <w:rPr>
-            <w:rStyle w:val="ad"/>
-            <w:b/>
-            <w:sz w:val="24"/>
-            <w:szCs w:val="24"/>
-          </w:rPr>
-          <w:t>.</w:t>
-        </w:r>
-        <w:r>
-          <w:rPr>
-            <w:rStyle w:val="ad"/>
-            <w:b/>
-            <w:sz w:val="24"/>
-            <w:szCs w:val="24"/>
-            <w:lang w:val="en-US"/>
-          </w:rPr>
-          <w:t>com</w:t>
-        </w:r>
-        <w:r>
-          <w:rPr>
-            <w:rStyle w:val="ad"/>
-            <w:b/>
-            <w:sz w:val="24"/>
-            <w:szCs w:val="24"/>
-          </w:rPr>
-          <w:t>/</w:t>
-        </w:r>
-        <w:proofErr w:type="spellStart"/>
-        <w:r>
-          <w:rPr>
-            <w:rStyle w:val="ad"/>
-            <w:b/>
-            <w:sz w:val="24"/>
-            <w:szCs w:val="24"/>
-            <w:lang w:val="en-US"/>
-          </w:rPr>
-          <w:t>BorisLarkin</w:t>
-        </w:r>
-        <w:proofErr w:type="spellEnd"/>
-        <w:r>
-          <w:rPr>
-            <w:rStyle w:val="ad"/>
-            <w:b/>
-            <w:sz w:val="24"/>
-            <w:szCs w:val="24"/>
-          </w:rPr>
-          <w:t>/</w:t>
-        </w:r>
-        <w:r>
-          <w:rPr>
-            <w:rStyle w:val="ad"/>
-            <w:b/>
-            <w:sz w:val="24"/>
-            <w:szCs w:val="24"/>
-            <w:lang w:val="en-US"/>
-          </w:rPr>
-          <w:t>ML</w:t>
-        </w:r>
-        <w:r>
-          <w:rPr>
-            <w:rStyle w:val="ad"/>
-            <w:b/>
-            <w:sz w:val="24"/>
-            <w:szCs w:val="24"/>
-          </w:rPr>
-          <w:t>-</w:t>
-        </w:r>
-        <w:r>
-          <w:rPr>
-            <w:rStyle w:val="ad"/>
-            <w:b/>
-            <w:sz w:val="24"/>
-            <w:szCs w:val="24"/>
-            <w:lang w:val="en-US"/>
-          </w:rPr>
-          <w:t>BMSTU</w:t>
-        </w:r>
-        <w:r>
-          <w:rPr>
-            <w:rStyle w:val="ad"/>
-            <w:b/>
-            <w:sz w:val="24"/>
-            <w:szCs w:val="24"/>
-          </w:rPr>
-          <w:t>-2025/</w:t>
-        </w:r>
-        <w:r>
-          <w:rPr>
-            <w:rStyle w:val="ad"/>
-            <w:b/>
-            <w:sz w:val="24"/>
-            <w:szCs w:val="24"/>
-            <w:lang w:val="en-US"/>
-          </w:rPr>
-          <w:t>tree</w:t>
-        </w:r>
-        <w:r>
-          <w:rPr>
-            <w:rStyle w:val="ad"/>
-            <w:b/>
-            <w:sz w:val="24"/>
-            <w:szCs w:val="24"/>
-          </w:rPr>
-          <w:t>/</w:t>
-        </w:r>
-        <w:proofErr w:type="spellStart"/>
-        <w:r>
-          <w:rPr>
-            <w:rStyle w:val="ad"/>
-            <w:b/>
-            <w:sz w:val="24"/>
-            <w:szCs w:val="24"/>
-            <w:lang w:val="en-US"/>
-          </w:rPr>
-          <w:t>nirs</w:t>
-        </w:r>
-        <w:proofErr w:type="spellEnd"/>
       </w:hyperlink>
     </w:p>
     <w:p>
@@ -12518,6 +12625,7 @@
   <w:style w:type="character" w:default="1" w:styleId="a0">
     <w:name w:val="Default Paragraph Font"/>
     <w:uiPriority w:val="1"/>
+    <w:semiHidden/>
     <w:unhideWhenUsed/>
   </w:style>
   <w:style w:type="table" w:default="1" w:styleId="a1">

--- a/docs/НИР Утенков А.П. ИУ5-61Б.docx
+++ b/docs/НИР Утенков А.П. ИУ5-61Б.docx
@@ -746,11 +746,9 @@
             <w:r>
               <w:t xml:space="preserve">. </w:t>
             </w:r>
-            <w:proofErr w:type="spellStart"/>
             <w:r>
               <w:t>Утенков</w:t>
             </w:r>
-            <w:proofErr w:type="spellEnd"/>
           </w:p>
         </w:tc>
       </w:tr>
@@ -914,13 +912,8 @@
           </w:tcPr>
           <w:p>
             <w:r>
-              <w:t xml:space="preserve">   Ю.Е. </w:t>
+              <w:t xml:space="preserve">   Ю.Е. Гапанюк</w:t>
             </w:r>
-            <w:proofErr w:type="spellStart"/>
-            <w:r>
-              <w:t>Гапанюк</w:t>
-            </w:r>
-            <w:proofErr w:type="spellEnd"/>
           </w:p>
         </w:tc>
       </w:tr>
@@ -1756,21 +1749,12 @@
                 <w:szCs w:val="20"/>
               </w:rPr>
             </w:pPr>
-            <w:proofErr w:type="spellStart"/>
             <w:r>
               <w:rPr>
                 <w:sz w:val="20"/>
                 <w:szCs w:val="20"/>
               </w:rPr>
-              <w:t>Утенков</w:t>
-            </w:r>
-            <w:proofErr w:type="spellEnd"/>
-            <w:r>
-              <w:rPr>
-                <w:sz w:val="20"/>
-                <w:szCs w:val="20"/>
-              </w:rPr>
-              <w:t xml:space="preserve"> Алексей Павлович</w:t>
+              <w:t>Утенков Алексей Павлович</w:t>
             </w:r>
           </w:p>
         </w:tc>
@@ -1910,13 +1894,8 @@
             <w:gridSpan w:val="3"/>
           </w:tcPr>
           <w:p>
-            <w:proofErr w:type="spellStart"/>
             <w:r>
-              <w:t>нед</w:t>
-            </w:r>
-            <w:proofErr w:type="spellEnd"/>
-            <w:r>
-              <w:t>., 50% к</w:t>
+              <w:t>нед., 50% к</w:t>
             </w:r>
           </w:p>
         </w:tc>
@@ -1939,13 +1918,8 @@
             <w:gridSpan w:val="2"/>
           </w:tcPr>
           <w:p>
-            <w:proofErr w:type="spellStart"/>
             <w:r>
-              <w:t>нед</w:t>
-            </w:r>
-            <w:proofErr w:type="spellEnd"/>
-            <w:r>
-              <w:t>., 75% к</w:t>
+              <w:t>нед., 75% к</w:t>
             </w:r>
           </w:p>
         </w:tc>
@@ -1968,13 +1942,8 @@
             <w:tcW w:w="1276" w:type="dxa"/>
           </w:tcPr>
           <w:p>
-            <w:proofErr w:type="spellStart"/>
             <w:r>
-              <w:t>нед</w:t>
-            </w:r>
-            <w:proofErr w:type="spellEnd"/>
-            <w:r>
-              <w:t>., 75% к</w:t>
+              <w:t>нед., 75% к</w:t>
             </w:r>
           </w:p>
         </w:tc>
@@ -1996,11 +1965,9 @@
             <w:tcW w:w="566" w:type="dxa"/>
           </w:tcPr>
           <w:p>
-            <w:proofErr w:type="spellStart"/>
             <w:r>
               <w:t>нед</w:t>
             </w:r>
-            <w:proofErr w:type="spellEnd"/>
           </w:p>
         </w:tc>
       </w:tr>
@@ -2124,19 +2091,7 @@
               <w:rPr>
                 <w:i/>
               </w:rPr>
-              <w:t>Результаты</w:t>
-            </w:r>
-            <w:r>
-              <w:rPr>
-                <w:i/>
-              </w:rPr>
-              <w:t xml:space="preserve"> </w:t>
-            </w:r>
-            <w:r>
-              <w:rPr>
-                <w:i/>
-              </w:rPr>
-              <w:t xml:space="preserve">визуализировать с помощью библиотек Python для наглядного представления </w:t>
+              <w:t xml:space="preserve">Результаты визуализировать с помощью библиотек Python для наглядного представления </w:t>
             </w:r>
           </w:p>
         </w:tc>
@@ -2161,19 +2116,7 @@
               <w:rPr>
                 <w:i/>
               </w:rPr>
-              <w:t>выявленных</w:t>
-            </w:r>
-            <w:r>
-              <w:rPr>
-                <w:i/>
-              </w:rPr>
-              <w:t xml:space="preserve"> </w:t>
-            </w:r>
-            <w:r>
-              <w:rPr>
-                <w:i/>
-              </w:rPr>
-              <w:t>закономерностей и оценки качества моделей.</w:t>
+              <w:t>выявленных закономерностей и оценки качества моделей.</w:t>
             </w:r>
           </w:p>
         </w:tc>
@@ -2352,24 +2295,13 @@
         <w:jc w:val="both"/>
       </w:pPr>
       <w:r>
-        <w:t xml:space="preserve">Дата выдачи задания </w:t>
-      </w:r>
-      <w:proofErr w:type="gramStart"/>
-      <w:r>
-        <w:t>«</w:t>
+        <w:t>Дата выдачи задания «</w:t>
       </w:r>
       <w:r>
         <w:rPr>
           <w:u w:val="single"/>
         </w:rPr>
-        <w:t xml:space="preserve"> 07</w:t>
-      </w:r>
-      <w:proofErr w:type="gramEnd"/>
-      <w:r>
-        <w:rPr>
-          <w:u w:val="single"/>
-        </w:rPr>
-        <w:t xml:space="preserve"> </w:t>
+        <w:t xml:space="preserve"> 07 </w:t>
       </w:r>
       <w:r>
         <w:t>» _</w:t>
@@ -2456,13 +2388,8 @@
           </w:tcPr>
           <w:p>
             <w:r>
-              <w:t xml:space="preserve">   Ю.Е. </w:t>
+              <w:t xml:space="preserve">   Ю.Е. Гапанюк</w:t>
             </w:r>
-            <w:proofErr w:type="spellStart"/>
-            <w:r>
-              <w:t>Гапанюк</w:t>
-            </w:r>
-            <w:proofErr w:type="spellEnd"/>
           </w:p>
         </w:tc>
       </w:tr>
@@ -2618,11 +2545,9 @@
             <w:r>
               <w:t xml:space="preserve">. </w:t>
             </w:r>
-            <w:proofErr w:type="spellStart"/>
             <w:r>
               <w:t>Утенков</w:t>
             </w:r>
-            <w:proofErr w:type="spellEnd"/>
           </w:p>
         </w:tc>
       </w:tr>
@@ -3069,25 +2994,7 @@
           <w:sz w:val="24"/>
           <w:szCs w:val="24"/>
         </w:rPr>
-        <w:t>Построение базового решения (</w:t>
-      </w:r>
-      <w:proofErr w:type="spellStart"/>
-      <w:r>
-        <w:rPr>
-          <w:b/>
-          <w:sz w:val="24"/>
-          <w:szCs w:val="24"/>
-        </w:rPr>
-        <w:t>Baseline</w:t>
-      </w:r>
-      <w:proofErr w:type="spellEnd"/>
-      <w:r>
-        <w:rPr>
-          <w:b/>
-          <w:sz w:val="24"/>
-          <w:szCs w:val="24"/>
-        </w:rPr>
-        <w:t>)</w:t>
+        <w:t>Построение базового решения (Baseline)</w:t>
       </w:r>
     </w:p>
     <w:p>
@@ -3136,18 +3043,8 @@
           <w:sz w:val="24"/>
           <w:szCs w:val="24"/>
         </w:rPr>
-        <w:t xml:space="preserve">Подбор </w:t>
-      </w:r>
-      <w:proofErr w:type="spellStart"/>
-      <w:r>
-        <w:rPr>
-          <w:b/>
-          <w:sz w:val="24"/>
-          <w:szCs w:val="24"/>
-        </w:rPr>
-        <w:t>гиперпараметров</w:t>
-      </w:r>
-      <w:proofErr w:type="spellEnd"/>
+        <w:t>Подбор гиперпараметров</w:t>
+      </w:r>
     </w:p>
     <w:p>
       <w:pPr>
@@ -3195,18 +3092,8 @@
           <w:sz w:val="24"/>
           <w:szCs w:val="24"/>
         </w:rPr>
-        <w:t xml:space="preserve">Оценка моделей с оптимальными </w:t>
-      </w:r>
-      <w:proofErr w:type="spellStart"/>
-      <w:r>
-        <w:rPr>
-          <w:b/>
-          <w:sz w:val="24"/>
-          <w:szCs w:val="24"/>
-        </w:rPr>
-        <w:t>гиперпараметрами</w:t>
-      </w:r>
-      <w:proofErr w:type="spellEnd"/>
+        <w:t>Оценка моделей с оптимальными гиперпараметрами</w:t>
+      </w:r>
     </w:p>
     <w:p>
       <w:pPr>
@@ -3221,18 +3108,8 @@
           <w:sz w:val="24"/>
           <w:szCs w:val="24"/>
         </w:rPr>
-        <w:t xml:space="preserve">11.1. Сравнение с </w:t>
-      </w:r>
-      <w:proofErr w:type="spellStart"/>
-      <w:r>
-        <w:rPr>
-          <w:color w:val="333333"/>
-          <w:sz w:val="24"/>
-          <w:szCs w:val="24"/>
-        </w:rPr>
-        <w:t>Baseline</w:t>
-      </w:r>
-      <w:proofErr w:type="spellEnd"/>
+        <w:t>11.1. Сравнение с Baseline</w:t>
+      </w:r>
     </w:p>
     <w:p>
       <w:pPr>
@@ -3253,18 +3130,20 @@
     <w:p>
       <w:pPr>
         <w:numPr>
-          <w:ilvl w:val="0"/>
+          <w:ilvl w:val="1"/>
           <w:numId w:val="8"/>
         </w:numPr>
-        <w:shd w:val="clear" w:color="auto" w:fill="FFFFFF"/>
-      </w:pPr>
-      <w:r>
-        <w:rPr>
-          <w:b/>
-          <w:sz w:val="24"/>
-          <w:szCs w:val="24"/>
-        </w:rPr>
-        <w:t>Заключение</w:t>
+      </w:pPr>
+      <w:r>
+        <w:rPr>
+          <w:color w:val="333333"/>
+          <w:sz w:val="24"/>
+          <w:szCs w:val="24"/>
+        </w:rPr>
+        <w:t xml:space="preserve">11.3 </w:t>
+      </w:r>
+      <w:r>
+        <w:t>Важность признаков</w:t>
       </w:r>
     </w:p>
     <w:p>
@@ -3281,7 +3160,7 @@
           <w:sz w:val="24"/>
           <w:szCs w:val="24"/>
         </w:rPr>
-        <w:t>Список использованных источников информации</w:t>
+        <w:t>Заключение</w:t>
       </w:r>
     </w:p>
     <w:p>
@@ -3298,6 +3177,23 @@
           <w:sz w:val="24"/>
           <w:szCs w:val="24"/>
         </w:rPr>
+        <w:t>Список использованных источников информации</w:t>
+      </w:r>
+    </w:p>
+    <w:p>
+      <w:pPr>
+        <w:numPr>
+          <w:ilvl w:val="0"/>
+          <w:numId w:val="8"/>
+        </w:numPr>
+        <w:shd w:val="clear" w:color="auto" w:fill="FFFFFF"/>
+      </w:pPr>
+      <w:r>
+        <w:rPr>
+          <w:b/>
+          <w:sz w:val="24"/>
+          <w:szCs w:val="24"/>
+        </w:rPr>
         <w:t>Приложения</w:t>
       </w:r>
     </w:p>
@@ -3314,42 +3210,7 @@
           <w:sz w:val="24"/>
           <w:szCs w:val="24"/>
         </w:rPr>
-        <w:t xml:space="preserve">14.1. Материалы НИРС (ссылка на </w:t>
-      </w:r>
-      <w:proofErr w:type="spellStart"/>
-      <w:r>
-        <w:rPr>
-          <w:color w:val="333333"/>
-          <w:sz w:val="24"/>
-          <w:szCs w:val="24"/>
-        </w:rPr>
-        <w:t>GitHub</w:t>
-      </w:r>
-      <w:proofErr w:type="spellEnd"/>
-      <w:r>
-        <w:rPr>
-          <w:color w:val="333333"/>
-          <w:sz w:val="24"/>
-          <w:szCs w:val="24"/>
-        </w:rPr>
-        <w:t>-репозиторий)</w:t>
-      </w:r>
-    </w:p>
-    <w:p>
-      <w:pPr>
-        <w:numPr>
-          <w:ilvl w:val="1"/>
-          <w:numId w:val="8"/>
-        </w:numPr>
-        <w:spacing w:after="240"/>
-      </w:pPr>
-      <w:r>
-        <w:rPr>
-          <w:color w:val="333333"/>
-          <w:sz w:val="24"/>
-          <w:szCs w:val="24"/>
-        </w:rPr>
-        <w:t>14.2. Описание веб-приложения</w:t>
+        <w:t>Материалы НИРС (ссылка на GitHub-репозиторий)</w:t>
       </w:r>
     </w:p>
     <w:p>
@@ -3425,25 +3286,7 @@
           <w:sz w:val="24"/>
           <w:szCs w:val="24"/>
         </w:rPr>
-        <w:t xml:space="preserve">страна производства и форма упаковки. Работа охватывает полный цикл разработки модели машинного обучения: от анализа и предобработки специфических данных о продуктах питания до обучения, сравнительной оценки и оптимизации различных алгоритмов. Особое внимание уделяется выбору релевантных метрик качества, сравнению эффективности разнообразных моделей (включая ансамблевые) и оптимизации их </w:t>
-      </w:r>
-      <w:proofErr w:type="spellStart"/>
-      <w:r>
-        <w:rPr>
-          <w:color w:val="333333"/>
-          <w:sz w:val="24"/>
-          <w:szCs w:val="24"/>
-        </w:rPr>
-        <w:t>гиперпараметров</w:t>
-      </w:r>
-      <w:proofErr w:type="spellEnd"/>
-      <w:r>
-        <w:rPr>
-          <w:color w:val="333333"/>
-          <w:sz w:val="24"/>
-          <w:szCs w:val="24"/>
-        </w:rPr>
-        <w:t xml:space="preserve"> для достижения максимальной точности прогноза. Результаты исследования могут представлять практический интерес для производителей и ритейлеров в понимании ключевых факторов, влияющих на восприятие продукта потребителями, а также для построения систем рекомендаций.</w:t>
+        <w:t>страна производства и форма упаковки. Работа охватывает полный цикл разработки модели машинного обучения: от анализа и предобработки специфических данных о продуктах питания до обучения, сравнительной оценки и оптимизации различных алгоритмов. Особое внимание уделяется выбору релевантных метрик качества, сравнению эффективности разнообразных моделей (включая ансамблевые) и оптимизации их гиперпараметров для достижения максимальной точности прогноза. Результаты исследования могут представлять практический интерес для производителей и ритейлеров в понимании ключевых факторов, влияющих на восприятие продукта потребителями, а также для построения систем рекомендаций.</w:t>
       </w:r>
     </w:p>
     <w:p>
@@ -3589,51 +3432,7 @@
           <w:sz w:val="24"/>
           <w:szCs w:val="24"/>
         </w:rPr>
-        <w:t xml:space="preserve">The </w:t>
-      </w:r>
-      <w:proofErr w:type="spellStart"/>
-      <w:r>
-        <w:rPr>
-          <w:b/>
-          <w:bCs/>
-          <w:color w:val="333333"/>
-          <w:sz w:val="24"/>
-          <w:szCs w:val="24"/>
-        </w:rPr>
-        <w:t>Ramen</w:t>
-      </w:r>
-      <w:proofErr w:type="spellEnd"/>
-      <w:r>
-        <w:rPr>
-          <w:b/>
-          <w:bCs/>
-          <w:color w:val="333333"/>
-          <w:sz w:val="24"/>
-          <w:szCs w:val="24"/>
-        </w:rPr>
-        <w:t xml:space="preserve"> </w:t>
-      </w:r>
-      <w:proofErr w:type="spellStart"/>
-      <w:r>
-        <w:rPr>
-          <w:b/>
-          <w:bCs/>
-          <w:color w:val="333333"/>
-          <w:sz w:val="24"/>
-          <w:szCs w:val="24"/>
-        </w:rPr>
-        <w:t>Rater</w:t>
-      </w:r>
-      <w:proofErr w:type="spellEnd"/>
-      <w:r>
-        <w:rPr>
-          <w:b/>
-          <w:bCs/>
-          <w:color w:val="333333"/>
-          <w:sz w:val="24"/>
-          <w:szCs w:val="24"/>
-        </w:rPr>
-        <w:t xml:space="preserve"> - The Big List</w:t>
+        <w:t>The Ramen Rater - The Big List</w:t>
       </w:r>
       <w:r>
         <w:rPr>
@@ -3889,51 +3688,29 @@
         </w:rPr>
         <w:t xml:space="preserve">Проведенный анализ с использованием методов </w:t>
       </w:r>
-      <w:proofErr w:type="gramStart"/>
       <w:r>
         <w:rPr>
           <w:sz w:val="24"/>
           <w:szCs w:val="24"/>
           <w:shd w:val="clear" w:color="auto" w:fill="F0F0F0"/>
         </w:rPr>
-        <w:t>df.info(</w:t>
-      </w:r>
-      <w:proofErr w:type="gramEnd"/>
+        <w:t>df.info()</w:t>
+      </w:r>
+      <w:r>
+        <w:rPr>
+          <w:color w:val="333333"/>
+          <w:sz w:val="24"/>
+          <w:szCs w:val="24"/>
+        </w:rPr>
+        <w:t xml:space="preserve"> и </w:t>
+      </w:r>
       <w:r>
         <w:rPr>
           <w:sz w:val="24"/>
           <w:szCs w:val="24"/>
           <w:shd w:val="clear" w:color="auto" w:fill="F0F0F0"/>
         </w:rPr>
-        <w:t>)</w:t>
-      </w:r>
-      <w:r>
-        <w:rPr>
-          <w:color w:val="333333"/>
-          <w:sz w:val="24"/>
-          <w:szCs w:val="24"/>
-        </w:rPr>
-        <w:t xml:space="preserve"> и </w:t>
-      </w:r>
-      <w:proofErr w:type="spellStart"/>
-      <w:proofErr w:type="gramStart"/>
-      <w:r>
-        <w:rPr>
-          <w:sz w:val="24"/>
-          <w:szCs w:val="24"/>
-          <w:shd w:val="clear" w:color="auto" w:fill="F0F0F0"/>
-        </w:rPr>
-        <w:t>df.describe</w:t>
-      </w:r>
-      <w:proofErr w:type="spellEnd"/>
-      <w:proofErr w:type="gramEnd"/>
-      <w:r>
-        <w:rPr>
-          <w:sz w:val="24"/>
-          <w:szCs w:val="24"/>
-          <w:shd w:val="clear" w:color="auto" w:fill="F0F0F0"/>
-        </w:rPr>
-        <w:t>()</w:t>
+        <w:t>df.describe()</w:t>
       </w:r>
       <w:r>
         <w:rPr>
@@ -3943,23 +3720,13 @@
         </w:rPr>
         <w:t xml:space="preserve"> показал, что </w:t>
       </w:r>
-      <w:proofErr w:type="spellStart"/>
-      <w:r>
-        <w:rPr>
-          <w:color w:val="333333"/>
-          <w:sz w:val="24"/>
-          <w:szCs w:val="24"/>
-        </w:rPr>
-        <w:t>предсозданные</w:t>
-      </w:r>
-      <w:proofErr w:type="spellEnd"/>
-      <w:r>
-        <w:rPr>
-          <w:color w:val="333333"/>
-          <w:sz w:val="24"/>
-          <w:szCs w:val="24"/>
-        </w:rPr>
-        <w:t xml:space="preserve"> </w:t>
+      <w:r>
+        <w:rPr>
+          <w:color w:val="333333"/>
+          <w:sz w:val="24"/>
+          <w:szCs w:val="24"/>
+        </w:rPr>
+        <w:t xml:space="preserve">предсозданные </w:t>
       </w:r>
       <w:r>
         <w:rPr>
@@ -4345,7 +4112,6 @@
         </w:rPr>
         <w:t>Проверка на наличие пропущенных значений (</w:t>
       </w:r>
-      <w:proofErr w:type="gramStart"/>
       <w:r>
         <w:rPr>
           <w:sz w:val="24"/>
@@ -4361,54 +4127,7 @@
           <w:szCs w:val="24"/>
           <w:shd w:val="clear" w:color="auto" w:fill="F0F0F0"/>
         </w:rPr>
-        <w:t>.</w:t>
-      </w:r>
-      <w:proofErr w:type="spellStart"/>
-      <w:r>
-        <w:rPr>
-          <w:sz w:val="24"/>
-          <w:szCs w:val="24"/>
-          <w:shd w:val="clear" w:color="auto" w:fill="F0F0F0"/>
-        </w:rPr>
-        <w:t>isnull</w:t>
-      </w:r>
-      <w:proofErr w:type="spellEnd"/>
-      <w:proofErr w:type="gramEnd"/>
-      <w:r>
-        <w:rPr>
-          <w:sz w:val="24"/>
-          <w:szCs w:val="24"/>
-          <w:shd w:val="clear" w:color="auto" w:fill="F0F0F0"/>
-        </w:rPr>
-        <w:t>(</w:t>
-      </w:r>
-      <w:proofErr w:type="gramStart"/>
-      <w:r>
-        <w:rPr>
-          <w:sz w:val="24"/>
-          <w:szCs w:val="24"/>
-          <w:shd w:val="clear" w:color="auto" w:fill="F0F0F0"/>
-        </w:rPr>
-        <w:t>).</w:t>
-      </w:r>
-      <w:proofErr w:type="spellStart"/>
-      <w:r>
-        <w:rPr>
-          <w:sz w:val="24"/>
-          <w:szCs w:val="24"/>
-          <w:shd w:val="clear" w:color="auto" w:fill="F0F0F0"/>
-        </w:rPr>
-        <w:t>sum</w:t>
-      </w:r>
-      <w:proofErr w:type="spellEnd"/>
-      <w:proofErr w:type="gramEnd"/>
-      <w:r>
-        <w:rPr>
-          <w:sz w:val="24"/>
-          <w:szCs w:val="24"/>
-          <w:shd w:val="clear" w:color="auto" w:fill="F0F0F0"/>
-        </w:rPr>
-        <w:t>()</w:t>
+        <w:t>.isnull().sum()</w:t>
       </w:r>
       <w:r>
         <w:rPr>
@@ -4433,18 +4152,8 @@
           <w:sz w:val="24"/>
           <w:szCs w:val="24"/>
         </w:rPr>
-        <w:t xml:space="preserve"> </w:t>
-      </w:r>
-      <w:proofErr w:type="spellStart"/>
-      <w:r>
-        <w:rPr>
-          <w:b/>
-          <w:sz w:val="24"/>
-          <w:szCs w:val="24"/>
-        </w:rPr>
-        <w:t>Plot'ов</w:t>
-      </w:r>
-      <w:proofErr w:type="spellEnd"/>
+        <w:t xml:space="preserve"> Plot'ов</w:t>
+      </w:r>
       <w:r>
         <w:rPr>
           <w:color w:val="333333"/>
@@ -5550,7 +5259,6 @@
         </w:rPr>
         <w:t xml:space="preserve"> данных с использованием </w:t>
       </w:r>
-      <w:proofErr w:type="spellStart"/>
       <w:r>
         <w:rPr>
           <w:color w:val="333333"/>
@@ -5567,7 +5275,6 @@
         </w:rPr>
         <w:t>Scaler</w:t>
       </w:r>
-      <w:proofErr w:type="spellEnd"/>
       <w:r>
         <w:rPr>
           <w:color w:val="333333"/>
@@ -6219,13 +5926,8 @@
       </w:pPr>
       <w:bookmarkStart w:id="16" w:name="_r71xiluudayg" w:colFirst="0" w:colLast="0"/>
       <w:bookmarkEnd w:id="16"/>
-      <w:proofErr w:type="spellStart"/>
-      <w:r>
-        <w:t>Accuracy</w:t>
-      </w:r>
-      <w:proofErr w:type="spellEnd"/>
-      <w:r>
-        <w:t xml:space="preserve"> (Точность)</w:t>
+      <w:r>
+        <w:t>Accuracy (Точность)</w:t>
       </w:r>
       <w:r>
         <w:rPr>
@@ -6303,69 +6005,15 @@
           <w:sz w:val="24"/>
           <w:szCs w:val="24"/>
         </w:rPr>
-        <w:t>Обоснование</w:t>
-      </w:r>
-      <w:proofErr w:type="gramStart"/>
-      <w:r>
-        <w:rPr>
-          <w:b/>
-          <w:sz w:val="24"/>
-          <w:szCs w:val="24"/>
-        </w:rPr>
-        <w:t>:</w:t>
-      </w:r>
-      <w:r>
-        <w:rPr>
-          <w:color w:val="333333"/>
-          <w:sz w:val="24"/>
-          <w:szCs w:val="24"/>
-        </w:rPr>
-        <w:t xml:space="preserve"> Является</w:t>
-      </w:r>
-      <w:proofErr w:type="gramEnd"/>
-      <w:r>
-        <w:rPr>
-          <w:color w:val="333333"/>
-          <w:sz w:val="24"/>
-          <w:szCs w:val="24"/>
-        </w:rPr>
-        <w:t xml:space="preserve"> наиболее интуитивной метрикой для оценки общего процента правильных предсказаний. Подходит, когда классы сбалансированы (как в </w:t>
-      </w:r>
-      <w:proofErr w:type="spellStart"/>
-      <w:r>
-        <w:rPr>
-          <w:color w:val="333333"/>
-          <w:sz w:val="24"/>
-          <w:szCs w:val="24"/>
-        </w:rPr>
-        <w:t>Iris</w:t>
-      </w:r>
-      <w:proofErr w:type="spellEnd"/>
-      <w:r>
-        <w:rPr>
-          <w:color w:val="333333"/>
-          <w:sz w:val="24"/>
-          <w:szCs w:val="24"/>
-        </w:rPr>
-        <w:t xml:space="preserve"> </w:t>
-      </w:r>
-      <w:proofErr w:type="spellStart"/>
-      <w:r>
-        <w:rPr>
-          <w:color w:val="333333"/>
-          <w:sz w:val="24"/>
-          <w:szCs w:val="24"/>
-        </w:rPr>
-        <w:t>dataset</w:t>
-      </w:r>
-      <w:proofErr w:type="spellEnd"/>
-      <w:r>
-        <w:rPr>
-          <w:color w:val="333333"/>
-          <w:sz w:val="24"/>
-          <w:szCs w:val="24"/>
-        </w:rPr>
-        <w:t>).</w:t>
+        <w:t>Обоснование:</w:t>
+      </w:r>
+      <w:r>
+        <w:rPr>
+          <w:color w:val="333333"/>
+          <w:sz w:val="24"/>
+          <w:szCs w:val="24"/>
+        </w:rPr>
+        <w:t xml:space="preserve"> Является наиболее интуитивной метрикой для оценки общего процента правильных предсказаний. Подходит, когда классы сбалансированы (как в Iris dataset).</w:t>
       </w:r>
     </w:p>
     <w:p>
@@ -6470,87 +6118,15 @@
           <w:sz w:val="24"/>
           <w:szCs w:val="24"/>
         </w:rPr>
-        <w:t>Обоснование</w:t>
-      </w:r>
-      <w:proofErr w:type="gramStart"/>
-      <w:r>
-        <w:rPr>
-          <w:b/>
-          <w:sz w:val="24"/>
-          <w:szCs w:val="24"/>
-        </w:rPr>
-        <w:t>:</w:t>
-      </w:r>
-      <w:r>
-        <w:rPr>
-          <w:color w:val="333333"/>
-          <w:sz w:val="24"/>
-          <w:szCs w:val="24"/>
-        </w:rPr>
-        <w:t xml:space="preserve"> Показывает</w:t>
-      </w:r>
-      <w:proofErr w:type="gramEnd"/>
-      <w:r>
-        <w:rPr>
-          <w:color w:val="333333"/>
-          <w:sz w:val="24"/>
-          <w:szCs w:val="24"/>
-        </w:rPr>
-        <w:t xml:space="preserve"> долю истинно положительных предсказаний среди всех предсказаний, которые модель сделала положительными. Важна, когда ложноположительные результаты имеют высокую стоимость. Для </w:t>
-      </w:r>
-      <w:proofErr w:type="spellStart"/>
-      <w:r>
-        <w:rPr>
-          <w:color w:val="333333"/>
-          <w:sz w:val="24"/>
-          <w:szCs w:val="24"/>
-        </w:rPr>
-        <w:t>многоклассовой</w:t>
-      </w:r>
-      <w:proofErr w:type="spellEnd"/>
-      <w:r>
-        <w:rPr>
-          <w:color w:val="333333"/>
-          <w:sz w:val="24"/>
-          <w:szCs w:val="24"/>
-        </w:rPr>
-        <w:t xml:space="preserve"> классификации используется усредненное значение (</w:t>
-      </w:r>
-      <w:proofErr w:type="spellStart"/>
-      <w:r>
-        <w:rPr>
-          <w:color w:val="333333"/>
-          <w:sz w:val="24"/>
-          <w:szCs w:val="24"/>
-        </w:rPr>
-        <w:t>weighted</w:t>
-      </w:r>
-      <w:proofErr w:type="spellEnd"/>
-      <w:r>
-        <w:rPr>
-          <w:color w:val="333333"/>
-          <w:sz w:val="24"/>
-          <w:szCs w:val="24"/>
-        </w:rPr>
-        <w:t xml:space="preserve"> </w:t>
-      </w:r>
-      <w:proofErr w:type="spellStart"/>
-      <w:r>
-        <w:rPr>
-          <w:color w:val="333333"/>
-          <w:sz w:val="24"/>
-          <w:szCs w:val="24"/>
-        </w:rPr>
-        <w:t>average</w:t>
-      </w:r>
-      <w:proofErr w:type="spellEnd"/>
-      <w:r>
-        <w:rPr>
-          <w:color w:val="333333"/>
-          <w:sz w:val="24"/>
-          <w:szCs w:val="24"/>
-        </w:rPr>
-        <w:t>).</w:t>
+        <w:t>Обоснование:</w:t>
+      </w:r>
+      <w:r>
+        <w:rPr>
+          <w:color w:val="333333"/>
+          <w:sz w:val="24"/>
+          <w:szCs w:val="24"/>
+        </w:rPr>
+        <w:t xml:space="preserve"> Показывает долю истинно положительных предсказаний среди всех предсказаний, которые модель сделала положительными. Важна, когда ложноположительные результаты имеют высокую стоимость. Для многоклассовой классификации используется усредненное значение (weighted average).</w:t>
       </w:r>
     </w:p>
     <w:p>
@@ -6575,13 +6151,8 @@
       </w:pPr>
       <w:bookmarkStart w:id="18" w:name="_bim7tyiqkmc1" w:colFirst="0" w:colLast="0"/>
       <w:bookmarkEnd w:id="18"/>
-      <w:proofErr w:type="spellStart"/>
-      <w:r>
-        <w:t>Recall</w:t>
-      </w:r>
-      <w:proofErr w:type="spellEnd"/>
-      <w:r>
-        <w:t xml:space="preserve"> (Полнота / Чувствительность)</w:t>
+      <w:r>
+        <w:t>Recall (Полнота / Чувствительность)</w:t>
       </w:r>
       <w:r>
         <w:rPr>
@@ -6659,87 +6230,15 @@
           <w:sz w:val="24"/>
           <w:szCs w:val="24"/>
         </w:rPr>
-        <w:t>Обоснование</w:t>
-      </w:r>
-      <w:proofErr w:type="gramStart"/>
-      <w:r>
-        <w:rPr>
-          <w:b/>
-          <w:sz w:val="24"/>
-          <w:szCs w:val="24"/>
-        </w:rPr>
-        <w:t>:</w:t>
-      </w:r>
-      <w:r>
-        <w:rPr>
-          <w:color w:val="333333"/>
-          <w:sz w:val="24"/>
-          <w:szCs w:val="24"/>
-        </w:rPr>
-        <w:t xml:space="preserve"> Показывает</w:t>
-      </w:r>
-      <w:proofErr w:type="gramEnd"/>
-      <w:r>
-        <w:rPr>
-          <w:color w:val="333333"/>
-          <w:sz w:val="24"/>
-          <w:szCs w:val="24"/>
-        </w:rPr>
-        <w:t xml:space="preserve"> долю истинно положительных предсказаний среди всех фактических положительных образцов. Важна, когда ложноотрицательные результаты имеют высокую стоимость. Для </w:t>
-      </w:r>
-      <w:proofErr w:type="spellStart"/>
-      <w:r>
-        <w:rPr>
-          <w:color w:val="333333"/>
-          <w:sz w:val="24"/>
-          <w:szCs w:val="24"/>
-        </w:rPr>
-        <w:t>многоклассовой</w:t>
-      </w:r>
-      <w:proofErr w:type="spellEnd"/>
-      <w:r>
-        <w:rPr>
-          <w:color w:val="333333"/>
-          <w:sz w:val="24"/>
-          <w:szCs w:val="24"/>
-        </w:rPr>
-        <w:t xml:space="preserve"> классификации используется усредненное значение (</w:t>
-      </w:r>
-      <w:proofErr w:type="spellStart"/>
-      <w:r>
-        <w:rPr>
-          <w:color w:val="333333"/>
-          <w:sz w:val="24"/>
-          <w:szCs w:val="24"/>
-        </w:rPr>
-        <w:t>weighted</w:t>
-      </w:r>
-      <w:proofErr w:type="spellEnd"/>
-      <w:r>
-        <w:rPr>
-          <w:color w:val="333333"/>
-          <w:sz w:val="24"/>
-          <w:szCs w:val="24"/>
-        </w:rPr>
-        <w:t xml:space="preserve"> </w:t>
-      </w:r>
-      <w:proofErr w:type="spellStart"/>
-      <w:r>
-        <w:rPr>
-          <w:color w:val="333333"/>
-          <w:sz w:val="24"/>
-          <w:szCs w:val="24"/>
-        </w:rPr>
-        <w:t>average</w:t>
-      </w:r>
-      <w:proofErr w:type="spellEnd"/>
-      <w:r>
-        <w:rPr>
-          <w:color w:val="333333"/>
-          <w:sz w:val="24"/>
-          <w:szCs w:val="24"/>
-        </w:rPr>
-        <w:t>).</w:t>
+        <w:t>Обоснование:</w:t>
+      </w:r>
+      <w:r>
+        <w:rPr>
+          <w:color w:val="333333"/>
+          <w:sz w:val="24"/>
+          <w:szCs w:val="24"/>
+        </w:rPr>
+        <w:t xml:space="preserve"> Показывает долю истинно положительных предсказаний среди всех фактических положительных образцов. Важна, когда ложноотрицательные результаты имеют высокую стоимость. Для многоклассовой классификации используется усредненное значение (weighted average).</w:t>
       </w:r>
     </w:p>
     <w:p>
@@ -6852,79 +6351,7 @@
           <w:sz w:val="24"/>
           <w:szCs w:val="24"/>
         </w:rPr>
-        <w:t xml:space="preserve"> Гармоническое среднее Precision и </w:t>
-      </w:r>
-      <w:proofErr w:type="spellStart"/>
-      <w:r>
-        <w:rPr>
-          <w:color w:val="333333"/>
-          <w:sz w:val="24"/>
-          <w:szCs w:val="24"/>
-        </w:rPr>
-        <w:t>Recall</w:t>
-      </w:r>
-      <w:proofErr w:type="spellEnd"/>
-      <w:r>
-        <w:rPr>
-          <w:color w:val="333333"/>
-          <w:sz w:val="24"/>
-          <w:szCs w:val="24"/>
-        </w:rPr>
-        <w:t xml:space="preserve">. Обеспечивает сбалансированную оценку, особенно полезную при несбалансированных классах, но также актуальна и для сбалансированных, давая агрегированную метрику. Для </w:t>
-      </w:r>
-      <w:proofErr w:type="spellStart"/>
-      <w:r>
-        <w:rPr>
-          <w:color w:val="333333"/>
-          <w:sz w:val="24"/>
-          <w:szCs w:val="24"/>
-        </w:rPr>
-        <w:t>многоклассовой</w:t>
-      </w:r>
-      <w:proofErr w:type="spellEnd"/>
-      <w:r>
-        <w:rPr>
-          <w:color w:val="333333"/>
-          <w:sz w:val="24"/>
-          <w:szCs w:val="24"/>
-        </w:rPr>
-        <w:t xml:space="preserve"> классификации используется усредненное значение (</w:t>
-      </w:r>
-      <w:proofErr w:type="spellStart"/>
-      <w:r>
-        <w:rPr>
-          <w:color w:val="333333"/>
-          <w:sz w:val="24"/>
-          <w:szCs w:val="24"/>
-        </w:rPr>
-        <w:t>weighted</w:t>
-      </w:r>
-      <w:proofErr w:type="spellEnd"/>
-      <w:r>
-        <w:rPr>
-          <w:color w:val="333333"/>
-          <w:sz w:val="24"/>
-          <w:szCs w:val="24"/>
-        </w:rPr>
-        <w:t xml:space="preserve"> </w:t>
-      </w:r>
-      <w:proofErr w:type="spellStart"/>
-      <w:r>
-        <w:rPr>
-          <w:color w:val="333333"/>
-          <w:sz w:val="24"/>
-          <w:szCs w:val="24"/>
-        </w:rPr>
-        <w:t>average</w:t>
-      </w:r>
-      <w:proofErr w:type="spellEnd"/>
-      <w:r>
-        <w:rPr>
-          <w:color w:val="333333"/>
-          <w:sz w:val="24"/>
-          <w:szCs w:val="24"/>
-        </w:rPr>
-        <w:t>).</w:t>
+        <w:t xml:space="preserve"> Гармоническое среднее Precision и Recall. Обеспечивает сбалансированную оценку, особенно полезную при несбалансированных классах, но также актуальна и для сбалансированных, давая агрегированную метрику. Для многоклассовой классификации используется усредненное значение (weighted average).</w:t>
       </w:r>
     </w:p>
     <w:p>
@@ -6980,89 +6407,16 @@
           <w:sz w:val="24"/>
           <w:szCs w:val="24"/>
         </w:rPr>
-        <w:t>Обоснование</w:t>
-      </w:r>
-      <w:proofErr w:type="gramStart"/>
-      <w:r>
-        <w:rPr>
-          <w:b/>
-          <w:sz w:val="24"/>
-          <w:szCs w:val="24"/>
-        </w:rPr>
-        <w:t>:</w:t>
-      </w:r>
-      <w:r>
-        <w:rPr>
-          <w:color w:val="333333"/>
-          <w:sz w:val="24"/>
-          <w:szCs w:val="24"/>
-        </w:rPr>
-        <w:t xml:space="preserve"> Оценивает</w:t>
-      </w:r>
-      <w:proofErr w:type="gramEnd"/>
-      <w:r>
-        <w:rPr>
-          <w:color w:val="333333"/>
-          <w:sz w:val="24"/>
-          <w:szCs w:val="24"/>
-        </w:rPr>
-        <w:t xml:space="preserve"> способность модели различать классы на различных пороговых значениях. Чем выше ROC AUC, тем лучше модель отделяет классы. Для </w:t>
-      </w:r>
-      <w:proofErr w:type="spellStart"/>
-      <w:r>
-        <w:rPr>
-          <w:color w:val="333333"/>
-          <w:sz w:val="24"/>
-          <w:szCs w:val="24"/>
-        </w:rPr>
-        <w:t>многоклассовой</w:t>
-      </w:r>
-      <w:proofErr w:type="spellEnd"/>
-      <w:r>
-        <w:rPr>
-          <w:color w:val="333333"/>
-          <w:sz w:val="24"/>
-          <w:szCs w:val="24"/>
-        </w:rPr>
-        <w:t xml:space="preserve"> классификации использовался подход "один-против-всех" (One-</w:t>
-      </w:r>
-      <w:proofErr w:type="spellStart"/>
-      <w:r>
-        <w:rPr>
-          <w:color w:val="333333"/>
-          <w:sz w:val="24"/>
-          <w:szCs w:val="24"/>
-        </w:rPr>
-        <w:t>vs</w:t>
-      </w:r>
-      <w:proofErr w:type="spellEnd"/>
-      <w:r>
-        <w:rPr>
-          <w:color w:val="333333"/>
-          <w:sz w:val="24"/>
-          <w:szCs w:val="24"/>
-        </w:rPr>
-        <w:t>-</w:t>
-      </w:r>
-      <w:proofErr w:type="spellStart"/>
-      <w:r>
-        <w:rPr>
-          <w:color w:val="333333"/>
-          <w:sz w:val="24"/>
-          <w:szCs w:val="24"/>
-        </w:rPr>
-        <w:t>Rest</w:t>
-      </w:r>
-      <w:proofErr w:type="spellEnd"/>
-      <w:r>
-        <w:rPr>
-          <w:color w:val="333333"/>
-          <w:sz w:val="24"/>
-          <w:szCs w:val="24"/>
-        </w:rPr>
-        <w:t>) с усреднением по классам (</w:t>
-      </w:r>
-      <w:proofErr w:type="spellStart"/>
+        <w:t>Обоснование:</w:t>
+      </w:r>
+      <w:r>
+        <w:rPr>
+          <w:color w:val="333333"/>
+          <w:sz w:val="24"/>
+          <w:szCs w:val="24"/>
+        </w:rPr>
+        <w:t xml:space="preserve"> Оценивает способность модели различать классы на различных пороговых значениях. Чем выше ROC AUC, тем лучше модель отделяет классы. Для многоклассовой классификации использовался подход "один-против-всех" (One-vs-Rest) с усреднением по классам (</w:t>
+      </w:r>
       <w:r>
         <w:rPr>
           <w:sz w:val="24"/>
@@ -7071,7 +6425,6 @@
         </w:rPr>
         <w:t>weighted</w:t>
       </w:r>
-      <w:proofErr w:type="spellEnd"/>
       <w:r>
         <w:rPr>
           <w:color w:val="333333"/>
@@ -7080,7 +6433,6 @@
         </w:rPr>
         <w:t xml:space="preserve"> или </w:t>
       </w:r>
-      <w:proofErr w:type="spellStart"/>
       <w:r>
         <w:rPr>
           <w:sz w:val="24"/>
@@ -7089,7 +6441,6 @@
         </w:rPr>
         <w:t>ovr</w:t>
       </w:r>
-      <w:proofErr w:type="spellEnd"/>
       <w:r>
         <w:rPr>
           <w:color w:val="333333"/>
@@ -7147,21 +6498,8 @@
       </w:pPr>
       <w:bookmarkStart w:id="22" w:name="_3cj47nyzsf6c" w:colFirst="0" w:colLast="0"/>
       <w:bookmarkEnd w:id="22"/>
-      <w:proofErr w:type="spellStart"/>
-      <w:r>
-        <w:t>Logistic</w:t>
-      </w:r>
-      <w:proofErr w:type="spellEnd"/>
-      <w:r>
-        <w:t xml:space="preserve"> </w:t>
-      </w:r>
-      <w:proofErr w:type="spellStart"/>
-      <w:r>
-        <w:t>Regression</w:t>
-      </w:r>
-      <w:proofErr w:type="spellEnd"/>
-      <w:r>
-        <w:t xml:space="preserve"> (Логистическая регрессия)</w:t>
+      <w:r>
+        <w:t>Logistic Regression (Логистическая регрессия)</w:t>
       </w:r>
       <w:r>
         <w:rPr>
@@ -7184,61 +6522,7 @@
           <w:sz w:val="24"/>
           <w:szCs w:val="24"/>
         </w:rPr>
-        <w:t xml:space="preserve">Линейная модель, используемая для бинарной и </w:t>
-      </w:r>
-      <w:proofErr w:type="spellStart"/>
-      <w:r>
-        <w:rPr>
-          <w:color w:val="333333"/>
-          <w:sz w:val="24"/>
-          <w:szCs w:val="24"/>
-        </w:rPr>
-        <w:t>многоклассовой</w:t>
-      </w:r>
-      <w:proofErr w:type="spellEnd"/>
-      <w:r>
-        <w:rPr>
-          <w:color w:val="333333"/>
-          <w:sz w:val="24"/>
-          <w:szCs w:val="24"/>
-        </w:rPr>
-        <w:t xml:space="preserve"> классификации (с помощью стратегии "один-против-всех" или "</w:t>
-      </w:r>
-      <w:proofErr w:type="spellStart"/>
-      <w:r>
-        <w:rPr>
-          <w:color w:val="333333"/>
-          <w:sz w:val="24"/>
-          <w:szCs w:val="24"/>
-        </w:rPr>
-        <w:t>мультиномиальной</w:t>
-      </w:r>
-      <w:proofErr w:type="spellEnd"/>
-      <w:r>
-        <w:rPr>
-          <w:color w:val="333333"/>
-          <w:sz w:val="24"/>
-          <w:szCs w:val="24"/>
-        </w:rPr>
-        <w:t xml:space="preserve">"). Является хорошим </w:t>
-      </w:r>
-      <w:proofErr w:type="spellStart"/>
-      <w:r>
-        <w:rPr>
-          <w:color w:val="333333"/>
-          <w:sz w:val="24"/>
-          <w:szCs w:val="24"/>
-        </w:rPr>
-        <w:t>baseline</w:t>
-      </w:r>
-      <w:proofErr w:type="spellEnd"/>
-      <w:r>
-        <w:rPr>
-          <w:color w:val="333333"/>
-          <w:sz w:val="24"/>
-          <w:szCs w:val="24"/>
-        </w:rPr>
-        <w:t>.</w:t>
+        <w:t>Линейная модель, используемая для бинарной и многоклассовой классификации (с помощью стратегии "один-против-всех" или "мультиномиальной"). Является хорошим baseline.</w:t>
       </w:r>
     </w:p>
     <w:p>
@@ -7327,15 +6611,7 @@
       <w:bookmarkStart w:id="24" w:name="_7q402lbqkp3p" w:colFirst="0" w:colLast="0"/>
       <w:bookmarkEnd w:id="24"/>
       <w:r>
-        <w:t xml:space="preserve">Support </w:t>
-      </w:r>
-      <w:proofErr w:type="spellStart"/>
-      <w:r>
-        <w:t>Vector</w:t>
-      </w:r>
-      <w:proofErr w:type="spellEnd"/>
-      <w:r>
-        <w:t xml:space="preserve"> Machine (SVC)</w:t>
+        <w:t>Support Vector Machine (SVC)</w:t>
       </w:r>
       <w:r>
         <w:rPr>
@@ -7428,43 +6704,7 @@
           <w:sz w:val="24"/>
           <w:szCs w:val="24"/>
         </w:rPr>
-        <w:t xml:space="preserve"> (</w:t>
-      </w:r>
-      <w:proofErr w:type="spellStart"/>
-      <w:r>
-        <w:rPr>
-          <w:color w:val="333333"/>
-          <w:sz w:val="24"/>
-          <w:szCs w:val="24"/>
-        </w:rPr>
-        <w:t>Bagging</w:t>
-      </w:r>
-      <w:proofErr w:type="spellEnd"/>
-      <w:r>
-        <w:rPr>
-          <w:color w:val="333333"/>
-          <w:sz w:val="24"/>
-          <w:szCs w:val="24"/>
-        </w:rPr>
-        <w:t xml:space="preserve">). Строит множество деревьев решений на различных </w:t>
-      </w:r>
-      <w:proofErr w:type="spellStart"/>
-      <w:r>
-        <w:rPr>
-          <w:color w:val="333333"/>
-          <w:sz w:val="24"/>
-          <w:szCs w:val="24"/>
-        </w:rPr>
-        <w:t>подвыборках</w:t>
-      </w:r>
-      <w:proofErr w:type="spellEnd"/>
-      <w:r>
-        <w:rPr>
-          <w:color w:val="333333"/>
-          <w:sz w:val="24"/>
-          <w:szCs w:val="24"/>
-        </w:rPr>
-        <w:t xml:space="preserve"> данных и усредняет их предсказания. Снижает переобучение и повышает обобщающую способность по сравнению с одним деревом.</w:t>
+        <w:t xml:space="preserve"> (Bagging). Строит множество деревьев решений на различных подвыборках данных и усредняет их предсказания. Снижает переобучение и повышает обобщающую способность по сравнению с одним деревом.</w:t>
       </w:r>
     </w:p>
     <w:p>
@@ -7497,11 +6737,9 @@
         </w:rPr>
         <w:t xml:space="preserve"> </w:t>
       </w:r>
-      <w:proofErr w:type="spellStart"/>
       <w:r>
         <w:t>бустинг</w:t>
       </w:r>
-      <w:proofErr w:type="spellEnd"/>
       <w:r>
         <w:rPr>
           <w:lang w:val="en-US"/>
@@ -7538,25 +6776,7 @@
           <w:sz w:val="24"/>
           <w:szCs w:val="24"/>
         </w:rPr>
-        <w:t xml:space="preserve"> (</w:t>
-      </w:r>
-      <w:proofErr w:type="spellStart"/>
-      <w:r>
-        <w:rPr>
-          <w:color w:val="333333"/>
-          <w:sz w:val="24"/>
-          <w:szCs w:val="24"/>
-        </w:rPr>
-        <w:t>Boosting</w:t>
-      </w:r>
-      <w:proofErr w:type="spellEnd"/>
-      <w:r>
-        <w:rPr>
-          <w:color w:val="333333"/>
-          <w:sz w:val="24"/>
-          <w:szCs w:val="24"/>
-        </w:rPr>
-        <w:t xml:space="preserve">). Последовательно строит слабые модели (как правило, деревья решений), где каждая последующая модель </w:t>
+        <w:t xml:space="preserve"> (Boosting). Последовательно строит слабые модели (как правило, деревья решений), где каждая последующая модель </w:t>
       </w:r>
       <w:r>
         <w:rPr>
@@ -7581,14 +6801,12 @@
           <w:lang w:val="en-US"/>
         </w:rPr>
       </w:pPr>
-      <w:proofErr w:type="spellStart"/>
       <w:r>
         <w:rPr>
           <w:lang w:val="en-US"/>
         </w:rPr>
         <w:t>Knn</w:t>
       </w:r>
-      <w:proofErr w:type="spellEnd"/>
       <w:r>
         <w:t>-модель</w:t>
       </w:r>
@@ -7628,7 +6846,6 @@
         </w:rPr>
         <w:t>Исходный набор данных был разделен на обучающую (</w:t>
       </w:r>
-      <w:proofErr w:type="spellStart"/>
       <w:r>
         <w:rPr>
           <w:color w:val="333333"/>
@@ -7637,7 +6854,6 @@
         </w:rPr>
         <w:t>X_train</w:t>
       </w:r>
-      <w:proofErr w:type="spellEnd"/>
       <w:r>
         <w:rPr>
           <w:color w:val="333333"/>
@@ -7646,7 +6862,6 @@
         </w:rPr>
         <w:t xml:space="preserve">, </w:t>
       </w:r>
-      <w:proofErr w:type="spellStart"/>
       <w:r>
         <w:rPr>
           <w:color w:val="333333"/>
@@ -7655,7 +6870,6 @@
         </w:rPr>
         <w:t>y_train</w:t>
       </w:r>
-      <w:proofErr w:type="spellEnd"/>
       <w:r>
         <w:rPr>
           <w:color w:val="333333"/>
@@ -7664,7 +6878,6 @@
         </w:rPr>
         <w:t>) и тестовую (</w:t>
       </w:r>
-      <w:proofErr w:type="spellStart"/>
       <w:r>
         <w:rPr>
           <w:color w:val="333333"/>
@@ -7673,7 +6886,6 @@
         </w:rPr>
         <w:t>X_test</w:t>
       </w:r>
-      <w:proofErr w:type="spellEnd"/>
       <w:r>
         <w:rPr>
           <w:color w:val="333333"/>
@@ -7682,7 +6894,6 @@
         </w:rPr>
         <w:t xml:space="preserve">, </w:t>
       </w:r>
-      <w:proofErr w:type="spellStart"/>
       <w:r>
         <w:rPr>
           <w:color w:val="333333"/>
@@ -7691,7 +6902,6 @@
         </w:rPr>
         <w:t>y_test</w:t>
       </w:r>
-      <w:proofErr w:type="spellEnd"/>
       <w:r>
         <w:rPr>
           <w:color w:val="333333"/>
@@ -7730,15 +6940,7 @@
       <w:bookmarkStart w:id="28" w:name="_4ygbttwpjevd" w:colFirst="0" w:colLast="0"/>
       <w:bookmarkEnd w:id="28"/>
       <w:r>
-        <w:t>9. Построение базового решения (</w:t>
-      </w:r>
-      <w:proofErr w:type="spellStart"/>
-      <w:r>
-        <w:t>Baseline</w:t>
-      </w:r>
-      <w:proofErr w:type="spellEnd"/>
-      <w:r>
-        <w:t>)</w:t>
+        <w:t>9. Построение базового решения (Baseline)</w:t>
       </w:r>
     </w:p>
     <w:p>
@@ -7758,25 +6960,7 @@
           <w:sz w:val="24"/>
           <w:szCs w:val="24"/>
         </w:rPr>
-        <w:t xml:space="preserve">На этом этапе каждая из выбранных моделей была обучена на обучающей выборке без какого-либо подбора </w:t>
-      </w:r>
-      <w:proofErr w:type="spellStart"/>
-      <w:r>
-        <w:rPr>
-          <w:color w:val="333333"/>
-          <w:sz w:val="24"/>
-          <w:szCs w:val="24"/>
-        </w:rPr>
-        <w:t>гиперпараметров</w:t>
-      </w:r>
-      <w:proofErr w:type="spellEnd"/>
-      <w:r>
-        <w:rPr>
-          <w:color w:val="333333"/>
-          <w:sz w:val="24"/>
-          <w:szCs w:val="24"/>
-        </w:rPr>
-        <w:t xml:space="preserve"> (использовались значения по умолчанию). Это позволяет получить базовую оценку производительности каждой модели.</w:t>
+        <w:t>На этом этапе каждая из выбранных моделей была обучена на обучающей выборке без какого-либо подбора гиперпараметров (использовались значения по умолчанию). Это позволяет получить базовую оценку производительности каждой модели.</w:t>
       </w:r>
     </w:p>
     <w:p>
@@ -8164,25 +7348,7 @@
           <w:sz w:val="24"/>
           <w:szCs w:val="24"/>
         </w:rPr>
-        <w:t xml:space="preserve"> </w:t>
-      </w:r>
-      <w:proofErr w:type="spellStart"/>
-      <w:r>
-        <w:rPr>
-          <w:color w:val="333333"/>
-          <w:sz w:val="24"/>
-          <w:szCs w:val="24"/>
-        </w:rPr>
-        <w:t>baseline</w:t>
-      </w:r>
-      <w:proofErr w:type="spellEnd"/>
-      <w:r>
-        <w:rPr>
-          <w:color w:val="333333"/>
-          <w:sz w:val="24"/>
-          <w:szCs w:val="24"/>
-        </w:rPr>
-        <w:t xml:space="preserve"> модели показали </w:t>
+        <w:t xml:space="preserve"> baseline модели показали </w:t>
       </w:r>
       <w:r>
         <w:rPr>
@@ -8213,13 +7379,8 @@
       <w:bookmarkStart w:id="30" w:name="_5159l8lrqlkx" w:colFirst="0" w:colLast="0"/>
       <w:bookmarkEnd w:id="30"/>
       <w:r>
-        <w:t xml:space="preserve">10. Подбор </w:t>
-      </w:r>
-      <w:proofErr w:type="spellStart"/>
-      <w:r>
-        <w:t>гиперпараметров</w:t>
-      </w:r>
-      <w:proofErr w:type="spellEnd"/>
+        <w:t>10. Подбор гиперпараметров</w:t>
+      </w:r>
     </w:p>
     <w:p>
       <w:pPr>
@@ -8237,25 +7398,7 @@
           <w:sz w:val="24"/>
           <w:szCs w:val="24"/>
         </w:rPr>
-        <w:t xml:space="preserve">Для дальнейшего улучшения и стабилизации производительности моделей был выполнен подбор </w:t>
-      </w:r>
-      <w:proofErr w:type="spellStart"/>
-      <w:r>
-        <w:rPr>
-          <w:color w:val="333333"/>
-          <w:sz w:val="24"/>
-          <w:szCs w:val="24"/>
-        </w:rPr>
-        <w:t>гиперпараметров</w:t>
-      </w:r>
-      <w:proofErr w:type="spellEnd"/>
-      <w:r>
-        <w:rPr>
-          <w:color w:val="333333"/>
-          <w:sz w:val="24"/>
-          <w:szCs w:val="24"/>
-        </w:rPr>
-        <w:t xml:space="preserve"> с использованием кросс-валидации.</w:t>
+        <w:t>Для дальнейшего улучшения и стабилизации производительности моделей был выполнен подбор гиперпараметров с использованием кросс-валидации.</w:t>
       </w:r>
     </w:p>
     <w:p>
@@ -8286,27 +7429,8 @@
           <w:sz w:val="24"/>
           <w:szCs w:val="24"/>
         </w:rPr>
-        <w:t xml:space="preserve">Для каждой модели был определен диапазон значений </w:t>
-      </w:r>
-      <w:proofErr w:type="spellStart"/>
-      <w:r>
-        <w:rPr>
-          <w:color w:val="333333"/>
-          <w:sz w:val="24"/>
-          <w:szCs w:val="24"/>
-        </w:rPr>
-        <w:t>гиперпараметров</w:t>
-      </w:r>
-      <w:proofErr w:type="spellEnd"/>
-      <w:r>
-        <w:rPr>
-          <w:color w:val="333333"/>
-          <w:sz w:val="24"/>
-          <w:szCs w:val="24"/>
-        </w:rPr>
-        <w:t xml:space="preserve"> для перебора. Использовался метод </w:t>
-      </w:r>
-      <w:proofErr w:type="spellStart"/>
+        <w:t xml:space="preserve">Для каждой модели был определен диапазон значений гиперпараметров для перебора. Использовался метод </w:t>
+      </w:r>
       <w:r>
         <w:rPr>
           <w:color w:val="333333"/>
@@ -8315,7 +7439,6 @@
         </w:rPr>
         <w:t>GridSearchCV</w:t>
       </w:r>
-      <w:proofErr w:type="spellEnd"/>
       <w:r>
         <w:rPr>
           <w:color w:val="333333"/>
@@ -8324,23 +7447,13 @@
         </w:rPr>
         <w:t xml:space="preserve"> с 5-кратной кросс-валидацией (</w:t>
       </w:r>
-      <w:proofErr w:type="spellStart"/>
-      <w:r>
-        <w:rPr>
-          <w:color w:val="333333"/>
-          <w:sz w:val="24"/>
-          <w:szCs w:val="24"/>
-        </w:rPr>
-        <w:t>cv</w:t>
-      </w:r>
-      <w:proofErr w:type="spellEnd"/>
-      <w:r>
-        <w:rPr>
-          <w:color w:val="333333"/>
-          <w:sz w:val="24"/>
-          <w:szCs w:val="24"/>
-        </w:rPr>
-        <w:t>=5</w:t>
+      <w:r>
+        <w:rPr>
+          <w:color w:val="333333"/>
+          <w:sz w:val="24"/>
+          <w:szCs w:val="24"/>
+        </w:rPr>
+        <w:t>cv=5</w:t>
       </w:r>
       <w:r>
         <w:rPr>
@@ -8350,41 +7463,13 @@
         </w:rPr>
         <w:t xml:space="preserve">) и метрикой </w:t>
       </w:r>
-      <w:proofErr w:type="spellStart"/>
-      <w:r>
-        <w:rPr>
-          <w:color w:val="333333"/>
-          <w:sz w:val="24"/>
-          <w:szCs w:val="24"/>
-        </w:rPr>
-        <w:t>scoring</w:t>
-      </w:r>
-      <w:proofErr w:type="spellEnd"/>
-      <w:r>
-        <w:rPr>
-          <w:color w:val="333333"/>
-          <w:sz w:val="24"/>
-          <w:szCs w:val="24"/>
-        </w:rPr>
-        <w:t>='</w:t>
-      </w:r>
-      <w:proofErr w:type="spellStart"/>
-      <w:r>
-        <w:rPr>
-          <w:color w:val="333333"/>
-          <w:sz w:val="24"/>
-          <w:szCs w:val="24"/>
-        </w:rPr>
-        <w:t>accuracy</w:t>
-      </w:r>
-      <w:proofErr w:type="spellEnd"/>
-      <w:r>
-        <w:rPr>
-          <w:color w:val="333333"/>
-          <w:sz w:val="24"/>
-          <w:szCs w:val="24"/>
-        </w:rPr>
-        <w:t>'</w:t>
+      <w:r>
+        <w:rPr>
+          <w:color w:val="333333"/>
+          <w:sz w:val="24"/>
+          <w:szCs w:val="24"/>
+        </w:rPr>
+        <w:t>scoring='accuracy'</w:t>
       </w:r>
       <w:r>
         <w:rPr>
@@ -8394,7 +7479,6 @@
         </w:rPr>
         <w:t xml:space="preserve">. </w:t>
       </w:r>
-      <w:proofErr w:type="spellStart"/>
       <w:r>
         <w:rPr>
           <w:color w:val="333333"/>
@@ -8403,50 +7487,13 @@
         </w:rPr>
         <w:t>GridSearchCV</w:t>
       </w:r>
-      <w:proofErr w:type="spellEnd"/>
-      <w:r>
-        <w:rPr>
-          <w:color w:val="333333"/>
-          <w:sz w:val="24"/>
-          <w:szCs w:val="24"/>
-        </w:rPr>
-        <w:t xml:space="preserve"> обучает модель для каждой комбинации параметров в сетке и оценивает ее на </w:t>
-      </w:r>
-      <w:proofErr w:type="spellStart"/>
-      <w:r>
-        <w:rPr>
-          <w:color w:val="333333"/>
-          <w:sz w:val="24"/>
-          <w:szCs w:val="24"/>
-        </w:rPr>
-        <w:t>валидационных</w:t>
-      </w:r>
-      <w:proofErr w:type="spellEnd"/>
-      <w:r>
-        <w:rPr>
-          <w:color w:val="333333"/>
-          <w:sz w:val="24"/>
-          <w:szCs w:val="24"/>
-        </w:rPr>
-        <w:t xml:space="preserve"> </w:t>
-      </w:r>
-      <w:proofErr w:type="spellStart"/>
-      <w:r>
-        <w:rPr>
-          <w:color w:val="333333"/>
-          <w:sz w:val="24"/>
-          <w:szCs w:val="24"/>
-        </w:rPr>
-        <w:t>фолдах</w:t>
-      </w:r>
-      <w:proofErr w:type="spellEnd"/>
-      <w:r>
-        <w:rPr>
-          <w:color w:val="333333"/>
-          <w:sz w:val="24"/>
-          <w:szCs w:val="24"/>
-        </w:rPr>
-        <w:t>, выбирая лучшую комбинацию.</w:t>
+      <w:r>
+        <w:rPr>
+          <w:color w:val="333333"/>
+          <w:sz w:val="24"/>
+          <w:szCs w:val="24"/>
+        </w:rPr>
+        <w:t xml:space="preserve"> обучает модель для каждой комбинации параметров в сетке и оценивает ее на валидационных фолдах, выбирая лучшую комбинацию.</w:t>
       </w:r>
     </w:p>
     <w:p>
@@ -8463,7 +7510,6 @@
           <w:szCs w:val="24"/>
         </w:rPr>
       </w:pPr>
-      <w:proofErr w:type="spellStart"/>
       <w:r>
         <w:rPr>
           <w:b/>
@@ -8472,49 +7518,16 @@
           <w:sz w:val="24"/>
           <w:szCs w:val="24"/>
         </w:rPr>
-        <w:t>Logistic</w:t>
-      </w:r>
-      <w:proofErr w:type="spellEnd"/>
-      <w:r>
-        <w:rPr>
-          <w:b/>
-          <w:bCs/>
-          <w:color w:val="333333"/>
-          <w:sz w:val="24"/>
-          <w:szCs w:val="24"/>
-        </w:rPr>
-        <w:t xml:space="preserve"> </w:t>
-      </w:r>
-      <w:proofErr w:type="spellStart"/>
-      <w:r>
-        <w:rPr>
-          <w:b/>
-          <w:bCs/>
-          <w:color w:val="333333"/>
-          <w:sz w:val="24"/>
-          <w:szCs w:val="24"/>
-        </w:rPr>
-        <w:t>Regression</w:t>
-      </w:r>
-      <w:proofErr w:type="spellEnd"/>
-      <w:r>
-        <w:rPr>
-          <w:color w:val="333333"/>
-          <w:sz w:val="24"/>
-          <w:szCs w:val="24"/>
-        </w:rPr>
-        <w:t xml:space="preserve">: C, </w:t>
-      </w:r>
-      <w:proofErr w:type="spellStart"/>
-      <w:r>
-        <w:rPr>
-          <w:color w:val="333333"/>
-          <w:sz w:val="24"/>
-          <w:szCs w:val="24"/>
-        </w:rPr>
-        <w:t>solver</w:t>
-      </w:r>
-      <w:proofErr w:type="spellEnd"/>
+        <w:t>Logistic Regression</w:t>
+      </w:r>
+      <w:r>
+        <w:rPr>
+          <w:color w:val="333333"/>
+          <w:sz w:val="24"/>
+          <w:szCs w:val="24"/>
+        </w:rPr>
+        <w:t>: C, solver</w:t>
+      </w:r>
     </w:p>
     <w:p>
       <w:pPr>
@@ -8549,39 +7562,8 @@
           <w:szCs w:val="24"/>
           <w:lang w:val="en-US"/>
         </w:rPr>
-        <w:t xml:space="preserve">: </w:t>
-      </w:r>
-      <w:proofErr w:type="spellStart"/>
-      <w:r>
-        <w:rPr>
-          <w:color w:val="333333"/>
-          <w:sz w:val="24"/>
-          <w:szCs w:val="24"/>
-          <w:lang w:val="en-US"/>
-        </w:rPr>
-        <w:t>max_depth</w:t>
-      </w:r>
-      <w:proofErr w:type="spellEnd"/>
-      <w:r>
-        <w:rPr>
-          <w:color w:val="333333"/>
-          <w:sz w:val="24"/>
-          <w:szCs w:val="24"/>
-          <w:lang w:val="en-US"/>
-        </w:rPr>
-        <w:t xml:space="preserve">, </w:t>
-      </w:r>
-      <w:proofErr w:type="spellStart"/>
-      <w:r>
-        <w:rPr>
-          <w:color w:val="333333"/>
-          <w:sz w:val="24"/>
-          <w:szCs w:val="24"/>
-          <w:lang w:val="en-US"/>
-        </w:rPr>
-        <w:t>min_samples_split</w:t>
-      </w:r>
-      <w:proofErr w:type="spellEnd"/>
+        <w:t>: max_depth, min_samples_split</w:t>
+      </w:r>
     </w:p>
     <w:p>
       <w:pPr>
@@ -8613,36 +7595,8 @@
           <w:sz w:val="24"/>
           <w:szCs w:val="24"/>
         </w:rPr>
-        <w:t xml:space="preserve">: C, </w:t>
-      </w:r>
-      <w:proofErr w:type="spellStart"/>
-      <w:r>
-        <w:rPr>
-          <w:color w:val="333333"/>
-          <w:sz w:val="24"/>
-          <w:szCs w:val="24"/>
-        </w:rPr>
-        <w:t>gamma</w:t>
-      </w:r>
-      <w:proofErr w:type="spellEnd"/>
-      <w:r>
-        <w:rPr>
-          <w:color w:val="333333"/>
-          <w:sz w:val="24"/>
-          <w:szCs w:val="24"/>
-        </w:rPr>
-        <w:t xml:space="preserve">, </w:t>
-      </w:r>
-      <w:proofErr w:type="spellStart"/>
-      <w:r>
-        <w:rPr>
-          <w:color w:val="333333"/>
-          <w:sz w:val="24"/>
-          <w:szCs w:val="24"/>
-        </w:rPr>
-        <w:t>kernel</w:t>
-      </w:r>
-      <w:proofErr w:type="spellEnd"/>
+        <w:t>: C, gamma, kernel</w:t>
+      </w:r>
     </w:p>
     <w:p>
       <w:pPr>
@@ -8677,39 +7631,8 @@
           <w:szCs w:val="24"/>
           <w:lang w:val="en-US"/>
         </w:rPr>
-        <w:t xml:space="preserve">: </w:t>
-      </w:r>
-      <w:proofErr w:type="spellStart"/>
-      <w:r>
-        <w:rPr>
-          <w:color w:val="333333"/>
-          <w:sz w:val="24"/>
-          <w:szCs w:val="24"/>
-          <w:lang w:val="en-US"/>
-        </w:rPr>
-        <w:t>n_estimators</w:t>
-      </w:r>
-      <w:proofErr w:type="spellEnd"/>
-      <w:r>
-        <w:rPr>
-          <w:color w:val="333333"/>
-          <w:sz w:val="24"/>
-          <w:szCs w:val="24"/>
-          <w:lang w:val="en-US"/>
-        </w:rPr>
-        <w:t xml:space="preserve">, </w:t>
-      </w:r>
-      <w:proofErr w:type="spellStart"/>
-      <w:r>
-        <w:rPr>
-          <w:color w:val="333333"/>
-          <w:sz w:val="24"/>
-          <w:szCs w:val="24"/>
-          <w:lang w:val="en-US"/>
-        </w:rPr>
-        <w:t>max_depth</w:t>
-      </w:r>
-      <w:proofErr w:type="spellEnd"/>
+        <w:t>: n_estimators, max_depth</w:t>
+      </w:r>
     </w:p>
     <w:p>
       <w:pPr>
@@ -8746,39 +7669,8 @@
           <w:szCs w:val="24"/>
           <w:lang w:val="en-US"/>
         </w:rPr>
-        <w:t xml:space="preserve">: </w:t>
-      </w:r>
-      <w:proofErr w:type="spellStart"/>
-      <w:r>
-        <w:rPr>
-          <w:color w:val="333333"/>
-          <w:sz w:val="24"/>
-          <w:szCs w:val="24"/>
-          <w:lang w:val="en-US"/>
-        </w:rPr>
-        <w:t>n_estimators</w:t>
-      </w:r>
-      <w:proofErr w:type="spellEnd"/>
-      <w:r>
-        <w:rPr>
-          <w:color w:val="333333"/>
-          <w:sz w:val="24"/>
-          <w:szCs w:val="24"/>
-          <w:lang w:val="en-US"/>
-        </w:rPr>
-        <w:t xml:space="preserve">, </w:t>
-      </w:r>
-      <w:proofErr w:type="spellStart"/>
-      <w:r>
-        <w:rPr>
-          <w:color w:val="333333"/>
-          <w:sz w:val="24"/>
-          <w:szCs w:val="24"/>
-          <w:lang w:val="en-US"/>
-        </w:rPr>
-        <w:t>learning_rate</w:t>
-      </w:r>
-      <w:proofErr w:type="spellEnd"/>
+        <w:t>: n_estimators, learning_rate</w:t>
+      </w:r>
     </w:p>
     <w:p>
       <w:pPr>
@@ -8811,18 +7703,8 @@
           <w:sz w:val="24"/>
           <w:szCs w:val="24"/>
         </w:rPr>
-        <w:t xml:space="preserve">: </w:t>
-      </w:r>
-      <w:proofErr w:type="spellStart"/>
-      <w:r>
-        <w:rPr>
-          <w:color w:val="333333"/>
-          <w:sz w:val="24"/>
-          <w:szCs w:val="24"/>
-        </w:rPr>
-        <w:t>n_neighbors</w:t>
-      </w:r>
-      <w:proofErr w:type="spellEnd"/>
+        <w:t>: n_neighbors</w:t>
+      </w:r>
     </w:p>
     <w:p>
       <w:pPr>
@@ -9017,13 +7899,8 @@
       <w:bookmarkEnd w:id="33"/>
       <w:r>
         <w:lastRenderedPageBreak/>
-        <w:t xml:space="preserve">11. Оценка моделей с оптимальными </w:t>
-      </w:r>
-      <w:proofErr w:type="spellStart"/>
-      <w:r>
-        <w:t>гиперпараметрами</w:t>
-      </w:r>
-      <w:proofErr w:type="spellEnd"/>
+        <w:t>11. Оценка моделей с оптимальными гиперпараметрами</w:t>
+      </w:r>
     </w:p>
     <w:p>
       <w:pPr>
@@ -9041,25 +7918,7 @@
           <w:sz w:val="24"/>
           <w:szCs w:val="24"/>
         </w:rPr>
-        <w:t xml:space="preserve">После подбора </w:t>
-      </w:r>
-      <w:proofErr w:type="spellStart"/>
-      <w:r>
-        <w:rPr>
-          <w:color w:val="333333"/>
-          <w:sz w:val="24"/>
-          <w:szCs w:val="24"/>
-        </w:rPr>
-        <w:t>гиперпараметров</w:t>
-      </w:r>
-      <w:proofErr w:type="spellEnd"/>
-      <w:r>
-        <w:rPr>
-          <w:color w:val="333333"/>
-          <w:sz w:val="24"/>
-          <w:szCs w:val="24"/>
-        </w:rPr>
-        <w:t>, модели были переобучены с найденными оптимальными значениями, и их производительность была повторно оценена на тестовой выборке.</w:t>
+        <w:t>После подбора гиперпараметров, модели были переобучены с найденными оптимальными значениями, и их производительность была повторно оценена на тестовой выборке.</w:t>
       </w:r>
     </w:p>
     <w:p>
@@ -9071,13 +7930,8 @@
       <w:bookmarkStart w:id="34" w:name="_llfzjjwfm7fx" w:colFirst="0" w:colLast="0"/>
       <w:bookmarkEnd w:id="34"/>
       <w:r>
-        <w:t xml:space="preserve">11.1. Сравнение с </w:t>
-      </w:r>
-      <w:proofErr w:type="spellStart"/>
-      <w:r>
-        <w:t>Baseline</w:t>
-      </w:r>
-      <w:proofErr w:type="spellEnd"/>
+        <w:t>11.1. Сравнение с Baseline</w:t>
+      </w:r>
     </w:p>
     <w:p>
       <w:pPr>
@@ -9364,115 +8218,7 @@
           <w:sz w:val="24"/>
           <w:szCs w:val="24"/>
         </w:rPr>
-        <w:t>Для большинства моделей (</w:t>
-      </w:r>
-      <w:proofErr w:type="spellStart"/>
-      <w:r>
-        <w:rPr>
-          <w:color w:val="333333"/>
-          <w:sz w:val="24"/>
-          <w:szCs w:val="24"/>
-        </w:rPr>
-        <w:t>Logistic</w:t>
-      </w:r>
-      <w:proofErr w:type="spellEnd"/>
-      <w:r>
-        <w:rPr>
-          <w:color w:val="333333"/>
-          <w:sz w:val="24"/>
-          <w:szCs w:val="24"/>
-        </w:rPr>
-        <w:t xml:space="preserve"> </w:t>
-      </w:r>
-      <w:proofErr w:type="spellStart"/>
-      <w:r>
-        <w:rPr>
-          <w:color w:val="333333"/>
-          <w:sz w:val="24"/>
-          <w:szCs w:val="24"/>
-        </w:rPr>
-        <w:t>Regression</w:t>
-      </w:r>
-      <w:proofErr w:type="spellEnd"/>
-      <w:r>
-        <w:rPr>
-          <w:color w:val="333333"/>
-          <w:sz w:val="24"/>
-          <w:szCs w:val="24"/>
-        </w:rPr>
-        <w:t xml:space="preserve">, </w:t>
-      </w:r>
-      <w:proofErr w:type="spellStart"/>
-      <w:r>
-        <w:rPr>
-          <w:color w:val="333333"/>
-          <w:sz w:val="24"/>
-          <w:szCs w:val="24"/>
-        </w:rPr>
-        <w:t>Decision</w:t>
-      </w:r>
-      <w:proofErr w:type="spellEnd"/>
-      <w:r>
-        <w:rPr>
-          <w:color w:val="333333"/>
-          <w:sz w:val="24"/>
-          <w:szCs w:val="24"/>
-        </w:rPr>
-        <w:t xml:space="preserve"> </w:t>
-      </w:r>
-      <w:proofErr w:type="spellStart"/>
-      <w:r>
-        <w:rPr>
-          <w:color w:val="333333"/>
-          <w:sz w:val="24"/>
-          <w:szCs w:val="24"/>
-        </w:rPr>
-        <w:t>Tree</w:t>
-      </w:r>
-      <w:proofErr w:type="spellEnd"/>
-      <w:r>
-        <w:rPr>
-          <w:color w:val="333333"/>
-          <w:sz w:val="24"/>
-          <w:szCs w:val="24"/>
-        </w:rPr>
-        <w:t xml:space="preserve">, </w:t>
-      </w:r>
-      <w:proofErr w:type="spellStart"/>
-      <w:r>
-        <w:rPr>
-          <w:color w:val="333333"/>
-          <w:sz w:val="24"/>
-          <w:szCs w:val="24"/>
-        </w:rPr>
-        <w:t>Gradient</w:t>
-      </w:r>
-      <w:proofErr w:type="spellEnd"/>
-      <w:r>
-        <w:rPr>
-          <w:color w:val="333333"/>
-          <w:sz w:val="24"/>
-          <w:szCs w:val="24"/>
-        </w:rPr>
-        <w:t xml:space="preserve"> </w:t>
-      </w:r>
-      <w:proofErr w:type="spellStart"/>
-      <w:r>
-        <w:rPr>
-          <w:color w:val="333333"/>
-          <w:sz w:val="24"/>
-          <w:szCs w:val="24"/>
-        </w:rPr>
-        <w:t>Boosting</w:t>
-      </w:r>
-      <w:proofErr w:type="spellEnd"/>
-      <w:r>
-        <w:rPr>
-          <w:color w:val="333333"/>
-          <w:sz w:val="24"/>
-          <w:szCs w:val="24"/>
-        </w:rPr>
-        <w:t xml:space="preserve">) качество метрик на </w:t>
+        <w:t xml:space="preserve">Для большинства моделей (Logistic Regression, Decision Tree, Gradient Boosting) качество метрик на </w:t>
       </w:r>
       <w:r>
         <w:rPr>
@@ -9493,13 +8239,8 @@
       <w:bookmarkEnd w:id="35"/>
       <w:r>
         <w:lastRenderedPageBreak/>
-        <w:t xml:space="preserve">11.2. Визуализация сравнения </w:t>
-      </w:r>
-      <w:proofErr w:type="spellStart"/>
-      <w:r>
-        <w:t>baseline</w:t>
-      </w:r>
-      <w:proofErr w:type="spellEnd"/>
+        <w:t>11.2. Визуализация сравнения baseline</w:t>
+      </w:r>
     </w:p>
     <w:p>
       <w:pPr>
@@ -9517,25 +8258,7 @@
           <w:sz w:val="24"/>
           <w:szCs w:val="24"/>
         </w:rPr>
-        <w:t xml:space="preserve">Графики сравнения </w:t>
-      </w:r>
-      <w:proofErr w:type="spellStart"/>
-      <w:r>
-        <w:rPr>
-          <w:color w:val="333333"/>
-          <w:sz w:val="24"/>
-          <w:szCs w:val="24"/>
-        </w:rPr>
-        <w:t>baseline</w:t>
-      </w:r>
-      <w:proofErr w:type="spellEnd"/>
-      <w:r>
-        <w:rPr>
-          <w:color w:val="333333"/>
-          <w:sz w:val="24"/>
-          <w:szCs w:val="24"/>
-        </w:rPr>
-        <w:t xml:space="preserve"> и тюнингованных моделей по метрикам F1-Score, ROC AUC</w:t>
+        <w:t>Графики сравнения baseline и тюнингованных моделей по метрикам F1-Score, ROC AUC</w:t>
       </w:r>
     </w:p>
     <w:p>
@@ -9893,51 +8616,7 @@
           <w:sz w:val="24"/>
           <w:szCs w:val="24"/>
         </w:rPr>
-        <w:t xml:space="preserve">The </w:t>
-      </w:r>
-      <w:proofErr w:type="spellStart"/>
-      <w:r>
-        <w:rPr>
-          <w:b/>
-          <w:bCs/>
-          <w:color w:val="333333"/>
-          <w:sz w:val="24"/>
-          <w:szCs w:val="24"/>
-        </w:rPr>
-        <w:t>Ramen</w:t>
-      </w:r>
-      <w:proofErr w:type="spellEnd"/>
-      <w:r>
-        <w:rPr>
-          <w:b/>
-          <w:bCs/>
-          <w:color w:val="333333"/>
-          <w:sz w:val="24"/>
-          <w:szCs w:val="24"/>
-        </w:rPr>
-        <w:t xml:space="preserve"> </w:t>
-      </w:r>
-      <w:proofErr w:type="spellStart"/>
-      <w:r>
-        <w:rPr>
-          <w:b/>
-          <w:bCs/>
-          <w:color w:val="333333"/>
-          <w:sz w:val="24"/>
-          <w:szCs w:val="24"/>
-        </w:rPr>
-        <w:t>Rater</w:t>
-      </w:r>
-      <w:proofErr w:type="spellEnd"/>
-      <w:r>
-        <w:rPr>
-          <w:b/>
-          <w:bCs/>
-          <w:color w:val="333333"/>
-          <w:sz w:val="24"/>
-          <w:szCs w:val="24"/>
-        </w:rPr>
-        <w:t xml:space="preserve"> - The Big List</w:t>
+        <w:t>The Ramen Rater - The Big List</w:t>
       </w:r>
       <w:r>
         <w:rPr>
@@ -9989,151 +8668,7 @@
           <w:sz w:val="24"/>
           <w:szCs w:val="24"/>
         </w:rPr>
-        <w:t xml:space="preserve"> Все выбранные модели машинного обучения (</w:t>
-      </w:r>
-      <w:proofErr w:type="spellStart"/>
-      <w:r>
-        <w:rPr>
-          <w:color w:val="333333"/>
-          <w:sz w:val="24"/>
-          <w:szCs w:val="24"/>
-        </w:rPr>
-        <w:t>Logistic</w:t>
-      </w:r>
-      <w:proofErr w:type="spellEnd"/>
-      <w:r>
-        <w:rPr>
-          <w:color w:val="333333"/>
-          <w:sz w:val="24"/>
-          <w:szCs w:val="24"/>
-        </w:rPr>
-        <w:t xml:space="preserve"> </w:t>
-      </w:r>
-      <w:proofErr w:type="spellStart"/>
-      <w:r>
-        <w:rPr>
-          <w:color w:val="333333"/>
-          <w:sz w:val="24"/>
-          <w:szCs w:val="24"/>
-        </w:rPr>
-        <w:t>Regression</w:t>
-      </w:r>
-      <w:proofErr w:type="spellEnd"/>
-      <w:r>
-        <w:rPr>
-          <w:color w:val="333333"/>
-          <w:sz w:val="24"/>
-          <w:szCs w:val="24"/>
-        </w:rPr>
-        <w:t xml:space="preserve">, </w:t>
-      </w:r>
-      <w:proofErr w:type="spellStart"/>
-      <w:r>
-        <w:rPr>
-          <w:color w:val="333333"/>
-          <w:sz w:val="24"/>
-          <w:szCs w:val="24"/>
-        </w:rPr>
-        <w:t>Decision</w:t>
-      </w:r>
-      <w:proofErr w:type="spellEnd"/>
-      <w:r>
-        <w:rPr>
-          <w:color w:val="333333"/>
-          <w:sz w:val="24"/>
-          <w:szCs w:val="24"/>
-        </w:rPr>
-        <w:t xml:space="preserve"> </w:t>
-      </w:r>
-      <w:proofErr w:type="spellStart"/>
-      <w:r>
-        <w:rPr>
-          <w:color w:val="333333"/>
-          <w:sz w:val="24"/>
-          <w:szCs w:val="24"/>
-        </w:rPr>
-        <w:t>Tree</w:t>
-      </w:r>
-      <w:proofErr w:type="spellEnd"/>
-      <w:r>
-        <w:rPr>
-          <w:color w:val="333333"/>
-          <w:sz w:val="24"/>
-          <w:szCs w:val="24"/>
-        </w:rPr>
-        <w:t xml:space="preserve">, SVC, </w:t>
-      </w:r>
-      <w:proofErr w:type="spellStart"/>
-      <w:r>
-        <w:rPr>
-          <w:color w:val="333333"/>
-          <w:sz w:val="24"/>
-          <w:szCs w:val="24"/>
-        </w:rPr>
-        <w:t>Random</w:t>
-      </w:r>
-      <w:proofErr w:type="spellEnd"/>
-      <w:r>
-        <w:rPr>
-          <w:color w:val="333333"/>
-          <w:sz w:val="24"/>
-          <w:szCs w:val="24"/>
-        </w:rPr>
-        <w:t xml:space="preserve"> </w:t>
-      </w:r>
-      <w:proofErr w:type="spellStart"/>
-      <w:r>
-        <w:rPr>
-          <w:color w:val="333333"/>
-          <w:sz w:val="24"/>
-          <w:szCs w:val="24"/>
-        </w:rPr>
-        <w:t>Forest</w:t>
-      </w:r>
-      <w:proofErr w:type="spellEnd"/>
-      <w:r>
-        <w:rPr>
-          <w:color w:val="333333"/>
-          <w:sz w:val="24"/>
-          <w:szCs w:val="24"/>
-        </w:rPr>
-        <w:t xml:space="preserve">, </w:t>
-      </w:r>
-      <w:proofErr w:type="spellStart"/>
-      <w:r>
-        <w:rPr>
-          <w:color w:val="333333"/>
-          <w:sz w:val="24"/>
-          <w:szCs w:val="24"/>
-        </w:rPr>
-        <w:t>Gradient</w:t>
-      </w:r>
-      <w:proofErr w:type="spellEnd"/>
-      <w:r>
-        <w:rPr>
-          <w:color w:val="333333"/>
-          <w:sz w:val="24"/>
-          <w:szCs w:val="24"/>
-        </w:rPr>
-        <w:t xml:space="preserve"> </w:t>
-      </w:r>
-      <w:proofErr w:type="spellStart"/>
-      <w:r>
-        <w:rPr>
-          <w:color w:val="333333"/>
-          <w:sz w:val="24"/>
-          <w:szCs w:val="24"/>
-        </w:rPr>
-        <w:t>Boosting</w:t>
-      </w:r>
-      <w:proofErr w:type="spellEnd"/>
-      <w:r>
-        <w:rPr>
-          <w:color w:val="333333"/>
-          <w:sz w:val="24"/>
-          <w:szCs w:val="24"/>
-        </w:rPr>
-        <w:t xml:space="preserve">) показали высокую производительность на </w:t>
+        <w:t xml:space="preserve"> Все выбранные модели машинного обучения (Logistic Regression, Decision Tree, SVC, Random Forest, Gradient Boosting) показали высокую производительность на </w:t>
       </w:r>
       <w:r>
         <w:rPr>
@@ -10158,25 +8693,7 @@
           <w:sz w:val="24"/>
           <w:szCs w:val="24"/>
         </w:rPr>
-        <w:t xml:space="preserve">Влияние подбора </w:t>
-      </w:r>
-      <w:proofErr w:type="spellStart"/>
-      <w:r>
-        <w:rPr>
-          <w:b/>
-          <w:sz w:val="24"/>
-          <w:szCs w:val="24"/>
-        </w:rPr>
-        <w:t>гиперпараметров</w:t>
-      </w:r>
-      <w:proofErr w:type="spellEnd"/>
-      <w:r>
-        <w:rPr>
-          <w:b/>
-          <w:sz w:val="24"/>
-          <w:szCs w:val="24"/>
-        </w:rPr>
-        <w:t>:</w:t>
+        <w:t>Влияние подбора гиперпараметров:</w:t>
       </w:r>
       <w:r>
         <w:rPr>
@@ -10192,25 +8709,7 @@
           <w:sz w:val="24"/>
           <w:szCs w:val="24"/>
         </w:rPr>
-        <w:t xml:space="preserve">для большей части моделей результаты предсказания моделей после оптимизации </w:t>
-      </w:r>
-      <w:proofErr w:type="spellStart"/>
-      <w:r>
-        <w:rPr>
-          <w:color w:val="333333"/>
-          <w:sz w:val="24"/>
-          <w:szCs w:val="24"/>
-        </w:rPr>
-        <w:t>гиперпараметров</w:t>
-      </w:r>
-      <w:proofErr w:type="spellEnd"/>
-      <w:r>
-        <w:rPr>
-          <w:color w:val="333333"/>
-          <w:sz w:val="24"/>
-          <w:szCs w:val="24"/>
-        </w:rPr>
-        <w:t xml:space="preserve"> значительно увеличились.</w:t>
+        <w:t>для большей части моделей результаты предсказания моделей после оптимизации гиперпараметров значительно увеличились.</w:t>
       </w:r>
     </w:p>
     <w:p>
@@ -10235,79 +8734,7 @@
           <w:sz w:val="24"/>
           <w:szCs w:val="24"/>
         </w:rPr>
-        <w:t xml:space="preserve"> Ансамблевые модели (</w:t>
-      </w:r>
-      <w:proofErr w:type="spellStart"/>
-      <w:r>
-        <w:rPr>
-          <w:color w:val="333333"/>
-          <w:sz w:val="24"/>
-          <w:szCs w:val="24"/>
-        </w:rPr>
-        <w:t>Random</w:t>
-      </w:r>
-      <w:proofErr w:type="spellEnd"/>
-      <w:r>
-        <w:rPr>
-          <w:color w:val="333333"/>
-          <w:sz w:val="24"/>
-          <w:szCs w:val="24"/>
-        </w:rPr>
-        <w:t xml:space="preserve"> </w:t>
-      </w:r>
-      <w:proofErr w:type="spellStart"/>
-      <w:r>
-        <w:rPr>
-          <w:color w:val="333333"/>
-          <w:sz w:val="24"/>
-          <w:szCs w:val="24"/>
-        </w:rPr>
-        <w:t>Forest</w:t>
-      </w:r>
-      <w:proofErr w:type="spellEnd"/>
-      <w:r>
-        <w:rPr>
-          <w:color w:val="333333"/>
-          <w:sz w:val="24"/>
-          <w:szCs w:val="24"/>
-        </w:rPr>
-        <w:t xml:space="preserve">, </w:t>
-      </w:r>
-      <w:proofErr w:type="spellStart"/>
-      <w:r>
-        <w:rPr>
-          <w:color w:val="333333"/>
-          <w:sz w:val="24"/>
-          <w:szCs w:val="24"/>
-        </w:rPr>
-        <w:t>Gradient</w:t>
-      </w:r>
-      <w:proofErr w:type="spellEnd"/>
-      <w:r>
-        <w:rPr>
-          <w:color w:val="333333"/>
-          <w:sz w:val="24"/>
-          <w:szCs w:val="24"/>
-        </w:rPr>
-        <w:t xml:space="preserve"> </w:t>
-      </w:r>
-      <w:proofErr w:type="spellStart"/>
-      <w:r>
-        <w:rPr>
-          <w:color w:val="333333"/>
-          <w:sz w:val="24"/>
-          <w:szCs w:val="24"/>
-        </w:rPr>
-        <w:t>Boosting</w:t>
-      </w:r>
-      <w:proofErr w:type="spellEnd"/>
-      <w:r>
-        <w:rPr>
-          <w:color w:val="333333"/>
-          <w:sz w:val="24"/>
-          <w:szCs w:val="24"/>
-        </w:rPr>
-        <w:t>) продемонстрировали высокую устойчивость и производительность, подтверждая свою репутацию мощных алгоритмов.</w:t>
+        <w:t xml:space="preserve"> Ансамблевые модели (Random Forest, Gradient Boosting) продемонстрировали высокую устойчивость и производительность, подтверждая свою репутацию мощных алгоритмов.</w:t>
       </w:r>
     </w:p>
     <w:p>
@@ -10379,62 +8806,16 @@
           <w:sz w:val="24"/>
           <w:szCs w:val="24"/>
         </w:rPr>
-        <w:t xml:space="preserve">Все исходные данные, </w:t>
-      </w:r>
-      <w:proofErr w:type="spellStart"/>
-      <w:r>
-        <w:rPr>
-          <w:color w:val="333333"/>
-          <w:sz w:val="24"/>
-          <w:szCs w:val="24"/>
-        </w:rPr>
-        <w:t>Jupyter</w:t>
-      </w:r>
-      <w:proofErr w:type="spellEnd"/>
-      <w:r>
-        <w:rPr>
-          <w:color w:val="333333"/>
-          <w:sz w:val="24"/>
-          <w:szCs w:val="24"/>
-        </w:rPr>
-        <w:t xml:space="preserve"> </w:t>
-      </w:r>
-      <w:proofErr w:type="spellStart"/>
-      <w:r>
-        <w:rPr>
-          <w:color w:val="333333"/>
-          <w:sz w:val="24"/>
-          <w:szCs w:val="24"/>
-        </w:rPr>
-        <w:t>Notebook</w:t>
-      </w:r>
-      <w:proofErr w:type="spellEnd"/>
-      <w:r>
-        <w:rPr>
-          <w:color w:val="333333"/>
-          <w:sz w:val="24"/>
-          <w:szCs w:val="24"/>
-        </w:rPr>
-        <w:t xml:space="preserve"> (</w:t>
-      </w:r>
-      <w:r>
-        <w:rPr>
-          <w:color w:val="333333"/>
-          <w:sz w:val="24"/>
-          <w:szCs w:val="24"/>
-        </w:rPr>
-        <w:t>.</w:t>
-      </w:r>
-      <w:proofErr w:type="spellStart"/>
-      <w:r>
-        <w:rPr>
-          <w:color w:val="333333"/>
-          <w:sz w:val="24"/>
-          <w:szCs w:val="24"/>
-        </w:rPr>
-        <w:t>ipynb</w:t>
-      </w:r>
-      <w:proofErr w:type="spellEnd"/>
+        <w:t>Все исходные данные, Jupyter Notebook (</w:t>
+      </w:r>
+      <w:r>
+        <w:rPr>
+          <w:color w:val="333333"/>
+          <w:sz w:val="24"/>
+          <w:szCs w:val="24"/>
+        </w:rPr>
+        <w:t>.ipynb</w:t>
+      </w:r>
       <w:r>
         <w:rPr>
           <w:color w:val="333333"/>
@@ -10457,25 +8838,7 @@
           <w:sz w:val="24"/>
           <w:szCs w:val="24"/>
         </w:rPr>
-        <w:t xml:space="preserve">) размещены в личном </w:t>
-      </w:r>
-      <w:proofErr w:type="spellStart"/>
-      <w:r>
-        <w:rPr>
-          <w:color w:val="333333"/>
-          <w:sz w:val="24"/>
-          <w:szCs w:val="24"/>
-        </w:rPr>
-        <w:t>GitHub</w:t>
-      </w:r>
-      <w:proofErr w:type="spellEnd"/>
-      <w:r>
-        <w:rPr>
-          <w:color w:val="333333"/>
-          <w:sz w:val="24"/>
-          <w:szCs w:val="24"/>
-        </w:rPr>
-        <w:t>-репозитории студента по следующей ссылке:</w:t>
+        <w:t>) размещены в личном GitHub-репозитории студента по следующей ссылке:</w:t>
       </w:r>
       <w:r>
         <w:rPr>
@@ -10554,23 +8917,13 @@
           <w:lang w:val="en-US"/>
         </w:rPr>
       </w:pPr>
-      <w:proofErr w:type="spellStart"/>
       <w:r>
         <w:rPr>
           <w:sz w:val="24"/>
           <w:szCs w:val="24"/>
           <w:lang w:val="en-US"/>
         </w:rPr>
-        <w:t>Streamlit</w:t>
-      </w:r>
-      <w:proofErr w:type="spellEnd"/>
-      <w:r>
-        <w:rPr>
-          <w:sz w:val="24"/>
-          <w:szCs w:val="24"/>
-          <w:lang w:val="en-US"/>
-        </w:rPr>
-        <w:t xml:space="preserve"> documentation: </w:t>
+        <w:t xml:space="preserve">Streamlit documentation: </w:t>
       </w:r>
       <w:hyperlink r:id="rId41">
         <w:r>
@@ -10619,21 +8972,12 @@
         </w:rPr>
         <w:t xml:space="preserve">. </w:t>
       </w:r>
-      <w:proofErr w:type="spellStart"/>
-      <w:r>
-        <w:rPr>
-          <w:sz w:val="24"/>
-          <w:szCs w:val="24"/>
-        </w:rPr>
-        <w:t>O'Reilly</w:t>
-      </w:r>
-      <w:proofErr w:type="spellEnd"/>
-      <w:r>
-        <w:rPr>
-          <w:sz w:val="24"/>
-          <w:szCs w:val="24"/>
-        </w:rPr>
-        <w:t xml:space="preserve"> Media.</w:t>
+      <w:r>
+        <w:rPr>
+          <w:sz w:val="24"/>
+          <w:szCs w:val="24"/>
+        </w:rPr>
+        <w:t>O'Reilly Media.</w:t>
       </w:r>
     </w:p>
     <w:p>
@@ -10663,51 +9007,22 @@
           <w:szCs w:val="24"/>
           <w:lang w:val="en-US"/>
         </w:rPr>
-        <w:t xml:space="preserve">Hands-On Machine Learning with Scikit-Learn, </w:t>
-      </w:r>
-      <w:proofErr w:type="spellStart"/>
-      <w:r>
-        <w:rPr>
-          <w:i/>
+        <w:t>Hands-On Machine Learning with Scikit-Learn, Keras, and TensorFlow: Concepts, Tools, and Techniques to Build Intelligent Systems</w:t>
+      </w:r>
+      <w:r>
+        <w:rPr>
           <w:sz w:val="24"/>
           <w:szCs w:val="24"/>
           <w:lang w:val="en-US"/>
         </w:rPr>
-        <w:t>Keras</w:t>
-      </w:r>
-      <w:proofErr w:type="spellEnd"/>
-      <w:r>
-        <w:rPr>
-          <w:i/>
-          <w:sz w:val="24"/>
-          <w:szCs w:val="24"/>
-          <w:lang w:val="en-US"/>
-        </w:rPr>
-        <w:t>, and TensorFlow: Concepts, Tools, and Techniques to Build Intelligent Systems</w:t>
-      </w:r>
-      <w:r>
-        <w:rPr>
-          <w:sz w:val="24"/>
-          <w:szCs w:val="24"/>
-          <w:lang w:val="en-US"/>
-        </w:rPr>
         <w:t xml:space="preserve">. </w:t>
       </w:r>
-      <w:proofErr w:type="spellStart"/>
-      <w:r>
-        <w:rPr>
-          <w:sz w:val="24"/>
-          <w:szCs w:val="24"/>
-        </w:rPr>
-        <w:t>O'Reilly</w:t>
-      </w:r>
-      <w:proofErr w:type="spellEnd"/>
-      <w:r>
-        <w:rPr>
-          <w:sz w:val="24"/>
-          <w:szCs w:val="24"/>
-        </w:rPr>
-        <w:t xml:space="preserve"> Media.</w:t>
+      <w:r>
+        <w:rPr>
+          <w:sz w:val="24"/>
+          <w:szCs w:val="24"/>
+        </w:rPr>
+        <w:t>O'Reilly Media.</w:t>
       </w:r>
     </w:p>
     <w:p>
